--- a/docs/system-design.docx
+++ b/docs/system-design.docx
@@ -10402,76 +10402,92 @@
                 <w:rStyle w:val="c1"/>
                 <w:rFonts w:eastAsia="Times New Roman" w:cs="Segoe UI"/>
               </w:rPr>
-              <w:t>MONGODB_URI</w:t>
-            </w:r>
-          </w:p>
-        </w:tc>
-        <w:tc>
-          <w:tcPr>
-            <w:tcW w:w="0" w:type="auto"/>
-            <w:tcBorders>
-              <w:top w:val="single" w:sz="6" w:space="0" w:color="9AA5B1"/>
-              <w:left w:val="single" w:sz="6" w:space="0" w:color="9AA5B1"/>
-              <w:bottom w:val="single" w:sz="6" w:space="0" w:color="9AA5B1"/>
-              <w:right w:val="single" w:sz="6" w:space="0" w:color="9AA5B1"/>
-            </w:tcBorders>
-            <w:tcMar>
-              <w:top w:w="80" w:type="dxa"/>
-              <w:left w:w="80" w:type="dxa"/>
-              <w:bottom w:w="80" w:type="dxa"/>
-              <w:right w:w="80" w:type="dxa"/>
-            </w:tcMar>
-            <w:hideMark/>
-          </w:tcPr>
-          <w:p>
-            <w:pPr>
-              <w:rPr>
-                <w:rFonts w:ascii="Segoe UI" w:eastAsia="Times New Roman" w:hAnsi="Segoe UI" w:cs="Segoe UI"/>
-                <w:sz w:val="19"/>
-                <w:szCs w:val="19"/>
-              </w:rPr>
-            </w:pPr>
+              <w:t>USE_HTTPS</w:t>
+            </w:r>
+          </w:p>
+        </w:tc>
+        <w:tc>
+          <w:tcPr>
+            <w:tcW w:w="0" w:type="auto"/>
+            <w:tcBorders>
+              <w:top w:val="single" w:sz="6" w:space="0" w:color="9AA5B1"/>
+              <w:left w:val="single" w:sz="6" w:space="0" w:color="9AA5B1"/>
+              <w:bottom w:val="single" w:sz="6" w:space="0" w:color="9AA5B1"/>
+              <w:right w:val="single" w:sz="6" w:space="0" w:color="9AA5B1"/>
+            </w:tcBorders>
+            <w:tcMar>
+              <w:top w:w="80" w:type="dxa"/>
+              <w:left w:w="80" w:type="dxa"/>
+              <w:bottom w:w="80" w:type="dxa"/>
+              <w:right w:w="80" w:type="dxa"/>
+            </w:tcMar>
+            <w:hideMark/>
+          </w:tcPr>
+          <w:p>
+            <w:pPr>
+              <w:rPr>
+                <w:rFonts w:ascii="Segoe UI" w:eastAsia="Times New Roman" w:hAnsi="Segoe UI" w:cs="Segoe UI"/>
+                <w:sz w:val="19"/>
+                <w:szCs w:val="19"/>
+              </w:rPr>
+            </w:pPr>
+            <w:r>
+              <w:rPr>
+                <w:rFonts w:ascii="Segoe UI" w:eastAsia="Times New Roman" w:hAnsi="Segoe UI" w:cs="Segoe UI"/>
+                <w:sz w:val="19"/>
+                <w:szCs w:val="19"/>
+              </w:rPr>
+              <w:t>on when the files exist</w:t>
+            </w:r>
+          </w:p>
+        </w:tc>
+        <w:tc>
+          <w:tcPr>
+            <w:tcW w:w="0" w:type="auto"/>
+            <w:tcBorders>
+              <w:top w:val="single" w:sz="6" w:space="0" w:color="9AA5B1"/>
+              <w:left w:val="single" w:sz="6" w:space="0" w:color="9AA5B1"/>
+              <w:bottom w:val="single" w:sz="6" w:space="0" w:color="9AA5B1"/>
+              <w:right w:val="single" w:sz="6" w:space="0" w:color="9AA5B1"/>
+            </w:tcBorders>
+            <w:tcMar>
+              <w:top w:w="80" w:type="dxa"/>
+              <w:left w:w="80" w:type="dxa"/>
+              <w:bottom w:w="80" w:type="dxa"/>
+              <w:right w:w="80" w:type="dxa"/>
+            </w:tcMar>
+            <w:hideMark/>
+          </w:tcPr>
+          <w:p>
+            <w:pPr>
+              <w:rPr>
+                <w:rFonts w:ascii="Segoe UI" w:eastAsia="Times New Roman" w:hAnsi="Segoe UI" w:cs="Segoe UI"/>
+                <w:sz w:val="19"/>
+                <w:szCs w:val="19"/>
+              </w:rPr>
+            </w:pPr>
+            <w:r>
+              <w:rPr>
+                <w:rFonts w:ascii="Segoe UI" w:eastAsia="Times New Roman" w:hAnsi="Segoe UI" w:cs="Segoe UI"/>
+                <w:sz w:val="19"/>
+                <w:szCs w:val="19"/>
+              </w:rPr>
+              <w:t xml:space="preserve">The API serves TLS whenever the certificate and key are found. </w:t>
+            </w:r>
             <w:r>
               <w:rPr>
                 <w:rStyle w:val="c1"/>
                 <w:rFonts w:eastAsia="Times New Roman" w:cs="Segoe UI"/>
               </w:rPr>
-              <w:t>mongodb://127.0.0.1:27017/knowledge-store</w:t>
-            </w:r>
-          </w:p>
-        </w:tc>
-        <w:tc>
-          <w:tcPr>
-            <w:tcW w:w="0" w:type="auto"/>
-            <w:tcBorders>
-              <w:top w:val="single" w:sz="6" w:space="0" w:color="9AA5B1"/>
-              <w:left w:val="single" w:sz="6" w:space="0" w:color="9AA5B1"/>
-              <w:bottom w:val="single" w:sz="6" w:space="0" w:color="9AA5B1"/>
-              <w:right w:val="single" w:sz="6" w:space="0" w:color="9AA5B1"/>
-            </w:tcBorders>
-            <w:tcMar>
-              <w:top w:w="80" w:type="dxa"/>
-              <w:left w:w="80" w:type="dxa"/>
-              <w:bottom w:w="80" w:type="dxa"/>
-              <w:right w:w="80" w:type="dxa"/>
-            </w:tcMar>
-            <w:hideMark/>
-          </w:tcPr>
-          <w:p>
-            <w:pPr>
-              <w:rPr>
-                <w:rFonts w:ascii="Segoe UI" w:eastAsia="Times New Roman" w:hAnsi="Segoe UI" w:cs="Segoe UI"/>
-                <w:sz w:val="19"/>
-                <w:szCs w:val="19"/>
-              </w:rPr>
-            </w:pPr>
-            <w:r>
-              <w:rPr>
-                <w:rFonts w:ascii="Segoe UI" w:eastAsia="Times New Roman" w:hAnsi="Segoe UI" w:cs="Segoe UI"/>
-                <w:sz w:val="19"/>
-                <w:szCs w:val="19"/>
-              </w:rPr>
-              <w:t>Database</w:t>
+              <w:t>false</w:t>
+            </w:r>
+            <w:r>
+              <w:rPr>
+                <w:rFonts w:ascii="Segoe UI" w:eastAsia="Times New Roman" w:hAnsi="Segoe UI" w:cs="Segoe UI"/>
+                <w:sz w:val="19"/>
+                <w:szCs w:val="19"/>
+              </w:rPr>
+              <w:t xml:space="preserve"> forces plain http without moving them.</w:t>
             </w:r>
           </w:p>
         </w:tc>
@@ -10507,6 +10523,562 @@
                 <w:rStyle w:val="c1"/>
                 <w:rFonts w:eastAsia="Times New Roman" w:cs="Segoe UI"/>
               </w:rPr>
+              <w:t>SSL_CERT_PATH</w:t>
+            </w:r>
+            <w:r>
+              <w:rPr>
+                <w:rFonts w:ascii="Segoe UI" w:eastAsia="Times New Roman" w:hAnsi="Segoe UI" w:cs="Segoe UI"/>
+                <w:sz w:val="19"/>
+                <w:szCs w:val="19"/>
+              </w:rPr>
+              <w:t xml:space="preserve">, </w:t>
+            </w:r>
+            <w:r>
+              <w:rPr>
+                <w:rStyle w:val="c1"/>
+                <w:rFonts w:eastAsia="Times New Roman" w:cs="Segoe UI"/>
+              </w:rPr>
+              <w:t>SSL_KEY_PATH</w:t>
+            </w:r>
+          </w:p>
+        </w:tc>
+        <w:tc>
+          <w:tcPr>
+            <w:tcW w:w="0" w:type="auto"/>
+            <w:tcBorders>
+              <w:top w:val="single" w:sz="6" w:space="0" w:color="9AA5B1"/>
+              <w:left w:val="single" w:sz="6" w:space="0" w:color="9AA5B1"/>
+              <w:bottom w:val="single" w:sz="6" w:space="0" w:color="9AA5B1"/>
+              <w:right w:val="single" w:sz="6" w:space="0" w:color="9AA5B1"/>
+            </w:tcBorders>
+            <w:tcMar>
+              <w:top w:w="80" w:type="dxa"/>
+              <w:left w:w="80" w:type="dxa"/>
+              <w:bottom w:w="80" w:type="dxa"/>
+              <w:right w:w="80" w:type="dxa"/>
+            </w:tcMar>
+            <w:hideMark/>
+          </w:tcPr>
+          <w:p>
+            <w:pPr>
+              <w:rPr>
+                <w:rFonts w:ascii="Segoe UI" w:eastAsia="Times New Roman" w:hAnsi="Segoe UI" w:cs="Segoe UI"/>
+                <w:sz w:val="19"/>
+                <w:szCs w:val="19"/>
+              </w:rPr>
+            </w:pPr>
+            <w:r>
+              <w:rPr>
+                <w:rStyle w:val="c1"/>
+                <w:rFonts w:eastAsia="Times New Roman" w:cs="Segoe UI"/>
+              </w:rPr>
+              <w:t>server.crt</w:t>
+            </w:r>
+            <w:r>
+              <w:rPr>
+                <w:rFonts w:ascii="Segoe UI" w:eastAsia="Times New Roman" w:hAnsi="Segoe UI" w:cs="Segoe UI"/>
+                <w:sz w:val="19"/>
+                <w:szCs w:val="19"/>
+              </w:rPr>
+              <w:t xml:space="preserve">, </w:t>
+            </w:r>
+            <w:r>
+              <w:rPr>
+                <w:rStyle w:val="c1"/>
+                <w:rFonts w:eastAsia="Times New Roman" w:cs="Segoe UI"/>
+              </w:rPr>
+              <w:t>server.key</w:t>
+            </w:r>
+          </w:p>
+        </w:tc>
+        <w:tc>
+          <w:tcPr>
+            <w:tcW w:w="0" w:type="auto"/>
+            <w:tcBorders>
+              <w:top w:val="single" w:sz="6" w:space="0" w:color="9AA5B1"/>
+              <w:left w:val="single" w:sz="6" w:space="0" w:color="9AA5B1"/>
+              <w:bottom w:val="single" w:sz="6" w:space="0" w:color="9AA5B1"/>
+              <w:right w:val="single" w:sz="6" w:space="0" w:color="9AA5B1"/>
+            </w:tcBorders>
+            <w:tcMar>
+              <w:top w:w="80" w:type="dxa"/>
+              <w:left w:w="80" w:type="dxa"/>
+              <w:bottom w:w="80" w:type="dxa"/>
+              <w:right w:w="80" w:type="dxa"/>
+            </w:tcMar>
+            <w:hideMark/>
+          </w:tcPr>
+          <w:p>
+            <w:pPr>
+              <w:rPr>
+                <w:rFonts w:ascii="Segoe UI" w:eastAsia="Times New Roman" w:hAnsi="Segoe UI" w:cs="Segoe UI"/>
+                <w:sz w:val="19"/>
+                <w:szCs w:val="19"/>
+              </w:rPr>
+            </w:pPr>
+            <w:r>
+              <w:rPr>
+                <w:rFonts w:ascii="Segoe UI" w:eastAsia="Times New Roman" w:hAnsi="Segoe UI" w:cs="Segoe UI"/>
+                <w:sz w:val="19"/>
+                <w:szCs w:val="19"/>
+              </w:rPr>
+              <w:t>Resolved against the backend folder, then the repository root. The dev server reads the same two settings.</w:t>
+            </w:r>
+          </w:p>
+        </w:tc>
+      </w:tr>
+      <w:tr>
+        <w:tc>
+          <w:tcPr>
+            <w:tcW w:w="0" w:type="auto"/>
+            <w:tcBorders>
+              <w:top w:val="single" w:sz="6" w:space="0" w:color="9AA5B1"/>
+              <w:left w:val="single" w:sz="6" w:space="0" w:color="9AA5B1"/>
+              <w:bottom w:val="single" w:sz="6" w:space="0" w:color="9AA5B1"/>
+              <w:right w:val="single" w:sz="6" w:space="0" w:color="9AA5B1"/>
+            </w:tcBorders>
+            <w:tcMar>
+              <w:top w:w="80" w:type="dxa"/>
+              <w:left w:w="80" w:type="dxa"/>
+              <w:bottom w:w="80" w:type="dxa"/>
+              <w:right w:w="80" w:type="dxa"/>
+            </w:tcMar>
+            <w:hideMark/>
+          </w:tcPr>
+          <w:p>
+            <w:pPr>
+              <w:rPr>
+                <w:rFonts w:ascii="Segoe UI" w:eastAsia="Times New Roman" w:hAnsi="Segoe UI" w:cs="Segoe UI"/>
+                <w:sz w:val="19"/>
+                <w:szCs w:val="19"/>
+              </w:rPr>
+            </w:pPr>
+            <w:r>
+              <w:rPr>
+                <w:rStyle w:val="c1"/>
+                <w:rFonts w:eastAsia="Times New Roman" w:cs="Segoe UI"/>
+              </w:rPr>
+              <w:t>HTTPS_PORT</w:t>
+            </w:r>
+          </w:p>
+        </w:tc>
+        <w:tc>
+          <w:tcPr>
+            <w:tcW w:w="0" w:type="auto"/>
+            <w:tcBorders>
+              <w:top w:val="single" w:sz="6" w:space="0" w:color="9AA5B1"/>
+              <w:left w:val="single" w:sz="6" w:space="0" w:color="9AA5B1"/>
+              <w:bottom w:val="single" w:sz="6" w:space="0" w:color="9AA5B1"/>
+              <w:right w:val="single" w:sz="6" w:space="0" w:color="9AA5B1"/>
+            </w:tcBorders>
+            <w:tcMar>
+              <w:top w:w="80" w:type="dxa"/>
+              <w:left w:w="80" w:type="dxa"/>
+              <w:bottom w:w="80" w:type="dxa"/>
+              <w:right w:w="80" w:type="dxa"/>
+            </w:tcMar>
+            <w:hideMark/>
+          </w:tcPr>
+          <w:p>
+            <w:pPr>
+              <w:rPr>
+                <w:rFonts w:ascii="Segoe UI" w:eastAsia="Times New Roman" w:hAnsi="Segoe UI" w:cs="Segoe UI"/>
+                <w:sz w:val="19"/>
+                <w:szCs w:val="19"/>
+              </w:rPr>
+            </w:pPr>
+            <w:r>
+              <w:rPr>
+                <w:rFonts w:ascii="Segoe UI" w:eastAsia="Times New Roman" w:hAnsi="Segoe UI" w:cs="Segoe UI"/>
+                <w:sz w:val="19"/>
+                <w:szCs w:val="19"/>
+              </w:rPr>
+              <w:t xml:space="preserve">same as </w:t>
+            </w:r>
+            <w:r>
+              <w:rPr>
+                <w:rStyle w:val="c1"/>
+                <w:rFonts w:eastAsia="Times New Roman" w:cs="Segoe UI"/>
+              </w:rPr>
+              <w:t>PORT</w:t>
+            </w:r>
+          </w:p>
+        </w:tc>
+        <w:tc>
+          <w:tcPr>
+            <w:tcW w:w="0" w:type="auto"/>
+            <w:tcBorders>
+              <w:top w:val="single" w:sz="6" w:space="0" w:color="9AA5B1"/>
+              <w:left w:val="single" w:sz="6" w:space="0" w:color="9AA5B1"/>
+              <w:bottom w:val="single" w:sz="6" w:space="0" w:color="9AA5B1"/>
+              <w:right w:val="single" w:sz="6" w:space="0" w:color="9AA5B1"/>
+            </w:tcBorders>
+            <w:tcMar>
+              <w:top w:w="80" w:type="dxa"/>
+              <w:left w:w="80" w:type="dxa"/>
+              <w:bottom w:w="80" w:type="dxa"/>
+              <w:right w:w="80" w:type="dxa"/>
+            </w:tcMar>
+            <w:hideMark/>
+          </w:tcPr>
+          <w:p>
+            <w:pPr>
+              <w:rPr>
+                <w:rFonts w:ascii="Segoe UI" w:eastAsia="Times New Roman" w:hAnsi="Segoe UI" w:cs="Segoe UI"/>
+                <w:sz w:val="19"/>
+                <w:szCs w:val="19"/>
+              </w:rPr>
+            </w:pPr>
+            <w:r>
+              <w:rPr>
+                <w:rFonts w:ascii="Segoe UI" w:eastAsia="Times New Roman" w:hAnsi="Segoe UI" w:cs="Segoe UI"/>
+                <w:sz w:val="19"/>
+                <w:szCs w:val="19"/>
+              </w:rPr>
+              <w:t>The TLS port, when it should differ.</w:t>
+            </w:r>
+          </w:p>
+        </w:tc>
+      </w:tr>
+      <w:tr>
+        <w:tc>
+          <w:tcPr>
+            <w:tcW w:w="0" w:type="auto"/>
+            <w:tcBorders>
+              <w:top w:val="single" w:sz="6" w:space="0" w:color="9AA5B1"/>
+              <w:left w:val="single" w:sz="6" w:space="0" w:color="9AA5B1"/>
+              <w:bottom w:val="single" w:sz="6" w:space="0" w:color="9AA5B1"/>
+              <w:right w:val="single" w:sz="6" w:space="0" w:color="9AA5B1"/>
+            </w:tcBorders>
+            <w:tcMar>
+              <w:top w:w="80" w:type="dxa"/>
+              <w:left w:w="80" w:type="dxa"/>
+              <w:bottom w:w="80" w:type="dxa"/>
+              <w:right w:w="80" w:type="dxa"/>
+            </w:tcMar>
+            <w:hideMark/>
+          </w:tcPr>
+          <w:p>
+            <w:pPr>
+              <w:rPr>
+                <w:rFonts w:ascii="Segoe UI" w:eastAsia="Times New Roman" w:hAnsi="Segoe UI" w:cs="Segoe UI"/>
+                <w:sz w:val="19"/>
+                <w:szCs w:val="19"/>
+              </w:rPr>
+            </w:pPr>
+            <w:r>
+              <w:rPr>
+                <w:rStyle w:val="c1"/>
+                <w:rFonts w:eastAsia="Times New Roman" w:cs="Segoe UI"/>
+              </w:rPr>
+              <w:t>API_HOST</w:t>
+            </w:r>
+            <w:r>
+              <w:rPr>
+                <w:rFonts w:ascii="Segoe UI" w:eastAsia="Times New Roman" w:hAnsi="Segoe UI" w:cs="Segoe UI"/>
+                <w:sz w:val="19"/>
+                <w:szCs w:val="19"/>
+              </w:rPr>
+              <w:t xml:space="preserve">, </w:t>
+            </w:r>
+            <w:r>
+              <w:rPr>
+                <w:rStyle w:val="c1"/>
+                <w:rFonts w:eastAsia="Times New Roman" w:cs="Segoe UI"/>
+              </w:rPr>
+              <w:t>API_PORT</w:t>
+            </w:r>
+          </w:p>
+        </w:tc>
+        <w:tc>
+          <w:tcPr>
+            <w:tcW w:w="0" w:type="auto"/>
+            <w:tcBorders>
+              <w:top w:val="single" w:sz="6" w:space="0" w:color="9AA5B1"/>
+              <w:left w:val="single" w:sz="6" w:space="0" w:color="9AA5B1"/>
+              <w:bottom w:val="single" w:sz="6" w:space="0" w:color="9AA5B1"/>
+              <w:right w:val="single" w:sz="6" w:space="0" w:color="9AA5B1"/>
+            </w:tcBorders>
+            <w:tcMar>
+              <w:top w:w="80" w:type="dxa"/>
+              <w:left w:w="80" w:type="dxa"/>
+              <w:bottom w:w="80" w:type="dxa"/>
+              <w:right w:w="80" w:type="dxa"/>
+            </w:tcMar>
+            <w:hideMark/>
+          </w:tcPr>
+          <w:p>
+            <w:pPr>
+              <w:rPr>
+                <w:rFonts w:ascii="Segoe UI" w:eastAsia="Times New Roman" w:hAnsi="Segoe UI" w:cs="Segoe UI"/>
+                <w:sz w:val="19"/>
+                <w:szCs w:val="19"/>
+              </w:rPr>
+            </w:pPr>
+            <w:r>
+              <w:rPr>
+                <w:rStyle w:val="c1"/>
+                <w:rFonts w:eastAsia="Times New Roman" w:cs="Segoe UI"/>
+              </w:rPr>
+              <w:t>127.0.0.1</w:t>
+            </w:r>
+            <w:r>
+              <w:rPr>
+                <w:rFonts w:ascii="Segoe UI" w:eastAsia="Times New Roman" w:hAnsi="Segoe UI" w:cs="Segoe UI"/>
+                <w:sz w:val="19"/>
+                <w:szCs w:val="19"/>
+              </w:rPr>
+              <w:t xml:space="preserve">, then </w:t>
+            </w:r>
+            <w:r>
+              <w:rPr>
+                <w:rStyle w:val="c1"/>
+                <w:rFonts w:eastAsia="Times New Roman" w:cs="Segoe UI"/>
+              </w:rPr>
+              <w:t>HTTPS_PORT</w:t>
+            </w:r>
+            <w:r>
+              <w:rPr>
+                <w:rFonts w:ascii="Segoe UI" w:eastAsia="Times New Roman" w:hAnsi="Segoe UI" w:cs="Segoe UI"/>
+                <w:sz w:val="19"/>
+                <w:szCs w:val="19"/>
+              </w:rPr>
+              <w:t>/</w:t>
+            </w:r>
+            <w:r>
+              <w:rPr>
+                <w:rStyle w:val="c1"/>
+                <w:rFonts w:eastAsia="Times New Roman" w:cs="Segoe UI"/>
+              </w:rPr>
+              <w:t>PORT</w:t>
+            </w:r>
+            <w:r>
+              <w:rPr>
+                <w:rFonts w:ascii="Segoe UI" w:eastAsia="Times New Roman" w:hAnsi="Segoe UI" w:cs="Segoe UI"/>
+                <w:sz w:val="19"/>
+                <w:szCs w:val="19"/>
+              </w:rPr>
+              <w:t>/4000</w:t>
+            </w:r>
+          </w:p>
+        </w:tc>
+        <w:tc>
+          <w:tcPr>
+            <w:tcW w:w="0" w:type="auto"/>
+            <w:tcBorders>
+              <w:top w:val="single" w:sz="6" w:space="0" w:color="9AA5B1"/>
+              <w:left w:val="single" w:sz="6" w:space="0" w:color="9AA5B1"/>
+              <w:bottom w:val="single" w:sz="6" w:space="0" w:color="9AA5B1"/>
+              <w:right w:val="single" w:sz="6" w:space="0" w:color="9AA5B1"/>
+            </w:tcBorders>
+            <w:tcMar>
+              <w:top w:w="80" w:type="dxa"/>
+              <w:left w:w="80" w:type="dxa"/>
+              <w:bottom w:w="80" w:type="dxa"/>
+              <w:right w:w="80" w:type="dxa"/>
+            </w:tcMar>
+            <w:hideMark/>
+          </w:tcPr>
+          <w:p>
+            <w:pPr>
+              <w:rPr>
+                <w:rFonts w:ascii="Segoe UI" w:eastAsia="Times New Roman" w:hAnsi="Segoe UI" w:cs="Segoe UI"/>
+                <w:sz w:val="19"/>
+                <w:szCs w:val="19"/>
+              </w:rPr>
+            </w:pPr>
+            <w:r>
+              <w:rPr>
+                <w:rFonts w:ascii="Segoe UI" w:eastAsia="Times New Roman" w:hAnsi="Segoe UI" w:cs="Segoe UI"/>
+                <w:sz w:val="19"/>
+                <w:szCs w:val="19"/>
+              </w:rPr>
+              <w:t xml:space="preserve">Where the dev server proxies </w:t>
+            </w:r>
+            <w:r>
+              <w:rPr>
+                <w:rStyle w:val="c1"/>
+                <w:rFonts w:eastAsia="Times New Roman" w:cs="Segoe UI"/>
+              </w:rPr>
+              <w:t>/api</w:t>
+            </w:r>
+            <w:r>
+              <w:rPr>
+                <w:rFonts w:ascii="Segoe UI" w:eastAsia="Times New Roman" w:hAnsi="Segoe UI" w:cs="Segoe UI"/>
+                <w:sz w:val="19"/>
+                <w:szCs w:val="19"/>
+              </w:rPr>
+              <w:t xml:space="preserve"> and </w:t>
+            </w:r>
+            <w:r>
+              <w:rPr>
+                <w:rStyle w:val="c1"/>
+                <w:rFonts w:eastAsia="Times New Roman" w:cs="Segoe UI"/>
+              </w:rPr>
+              <w:t>/rtc</w:t>
+            </w:r>
+            <w:r>
+              <w:rPr>
+                <w:rFonts w:ascii="Segoe UI" w:eastAsia="Times New Roman" w:hAnsi="Segoe UI" w:cs="Segoe UI"/>
+                <w:sz w:val="19"/>
+                <w:szCs w:val="19"/>
+              </w:rPr>
+              <w:t xml:space="preserve"> to. It reads these, and the TLS settings above, from </w:t>
+            </w:r>
+            <w:r>
+              <w:rPr>
+                <w:rStyle w:val="c1"/>
+                <w:rFonts w:eastAsia="Times New Roman" w:cs="Segoe UI"/>
+              </w:rPr>
+              <w:t>backend/.env</w:t>
+            </w:r>
+            <w:r>
+              <w:rPr>
+                <w:rFonts w:ascii="Segoe UI" w:eastAsia="Times New Roman" w:hAnsi="Segoe UI" w:cs="Segoe UI"/>
+                <w:sz w:val="19"/>
+                <w:szCs w:val="19"/>
+              </w:rPr>
+              <w:t>, so both halves decide alike.</w:t>
+            </w:r>
+          </w:p>
+        </w:tc>
+      </w:tr>
+      <w:tr>
+        <w:tc>
+          <w:tcPr>
+            <w:tcW w:w="0" w:type="auto"/>
+            <w:tcBorders>
+              <w:top w:val="single" w:sz="6" w:space="0" w:color="9AA5B1"/>
+              <w:left w:val="single" w:sz="6" w:space="0" w:color="9AA5B1"/>
+              <w:bottom w:val="single" w:sz="6" w:space="0" w:color="9AA5B1"/>
+              <w:right w:val="single" w:sz="6" w:space="0" w:color="9AA5B1"/>
+            </w:tcBorders>
+            <w:tcMar>
+              <w:top w:w="80" w:type="dxa"/>
+              <w:left w:w="80" w:type="dxa"/>
+              <w:bottom w:w="80" w:type="dxa"/>
+              <w:right w:w="80" w:type="dxa"/>
+            </w:tcMar>
+            <w:hideMark/>
+          </w:tcPr>
+          <w:p>
+            <w:pPr>
+              <w:rPr>
+                <w:rFonts w:ascii="Segoe UI" w:eastAsia="Times New Roman" w:hAnsi="Segoe UI" w:cs="Segoe UI"/>
+                <w:sz w:val="19"/>
+                <w:szCs w:val="19"/>
+              </w:rPr>
+            </w:pPr>
+            <w:r>
+              <w:rPr>
+                <w:rStyle w:val="c1"/>
+                <w:rFonts w:eastAsia="Times New Roman" w:cs="Segoe UI"/>
+              </w:rPr>
+              <w:t>MONGODB_URI</w:t>
+            </w:r>
+          </w:p>
+        </w:tc>
+        <w:tc>
+          <w:tcPr>
+            <w:tcW w:w="0" w:type="auto"/>
+            <w:tcBorders>
+              <w:top w:val="single" w:sz="6" w:space="0" w:color="9AA5B1"/>
+              <w:left w:val="single" w:sz="6" w:space="0" w:color="9AA5B1"/>
+              <w:bottom w:val="single" w:sz="6" w:space="0" w:color="9AA5B1"/>
+              <w:right w:val="single" w:sz="6" w:space="0" w:color="9AA5B1"/>
+            </w:tcBorders>
+            <w:tcMar>
+              <w:top w:w="80" w:type="dxa"/>
+              <w:left w:w="80" w:type="dxa"/>
+              <w:bottom w:w="80" w:type="dxa"/>
+              <w:right w:w="80" w:type="dxa"/>
+            </w:tcMar>
+            <w:hideMark/>
+          </w:tcPr>
+          <w:p>
+            <w:pPr>
+              <w:rPr>
+                <w:rFonts w:ascii="Segoe UI" w:eastAsia="Times New Roman" w:hAnsi="Segoe UI" w:cs="Segoe UI"/>
+                <w:sz w:val="19"/>
+                <w:szCs w:val="19"/>
+              </w:rPr>
+            </w:pPr>
+            <w:r>
+              <w:rPr>
+                <w:rStyle w:val="c1"/>
+                <w:rFonts w:eastAsia="Times New Roman" w:cs="Segoe UI"/>
+              </w:rPr>
+              <w:t>mongodb://127.0.0.1:27017/knowledge-store</w:t>
+            </w:r>
+          </w:p>
+        </w:tc>
+        <w:tc>
+          <w:tcPr>
+            <w:tcW w:w="0" w:type="auto"/>
+            <w:tcBorders>
+              <w:top w:val="single" w:sz="6" w:space="0" w:color="9AA5B1"/>
+              <w:left w:val="single" w:sz="6" w:space="0" w:color="9AA5B1"/>
+              <w:bottom w:val="single" w:sz="6" w:space="0" w:color="9AA5B1"/>
+              <w:right w:val="single" w:sz="6" w:space="0" w:color="9AA5B1"/>
+            </w:tcBorders>
+            <w:tcMar>
+              <w:top w:w="80" w:type="dxa"/>
+              <w:left w:w="80" w:type="dxa"/>
+              <w:bottom w:w="80" w:type="dxa"/>
+              <w:right w:w="80" w:type="dxa"/>
+            </w:tcMar>
+            <w:hideMark/>
+          </w:tcPr>
+          <w:p>
+            <w:pPr>
+              <w:rPr>
+                <w:rFonts w:ascii="Segoe UI" w:eastAsia="Times New Roman" w:hAnsi="Segoe UI" w:cs="Segoe UI"/>
+                <w:sz w:val="19"/>
+                <w:szCs w:val="19"/>
+              </w:rPr>
+            </w:pPr>
+            <w:r>
+              <w:rPr>
+                <w:rFonts w:ascii="Segoe UI" w:eastAsia="Times New Roman" w:hAnsi="Segoe UI" w:cs="Segoe UI"/>
+                <w:sz w:val="19"/>
+                <w:szCs w:val="19"/>
+              </w:rPr>
+              <w:t>Database</w:t>
+            </w:r>
+          </w:p>
+        </w:tc>
+      </w:tr>
+      <w:tr>
+        <w:tc>
+          <w:tcPr>
+            <w:tcW w:w="0" w:type="auto"/>
+            <w:tcBorders>
+              <w:top w:val="single" w:sz="6" w:space="0" w:color="9AA5B1"/>
+              <w:left w:val="single" w:sz="6" w:space="0" w:color="9AA5B1"/>
+              <w:bottom w:val="single" w:sz="6" w:space="0" w:color="9AA5B1"/>
+              <w:right w:val="single" w:sz="6" w:space="0" w:color="9AA5B1"/>
+            </w:tcBorders>
+            <w:tcMar>
+              <w:top w:w="80" w:type="dxa"/>
+              <w:left w:w="80" w:type="dxa"/>
+              <w:bottom w:w="80" w:type="dxa"/>
+              <w:right w:w="80" w:type="dxa"/>
+            </w:tcMar>
+            <w:hideMark/>
+          </w:tcPr>
+          <w:p>
+            <w:pPr>
+              <w:rPr>
+                <w:rFonts w:ascii="Segoe UI" w:eastAsia="Times New Roman" w:hAnsi="Segoe UI" w:cs="Segoe UI"/>
+                <w:sz w:val="19"/>
+                <w:szCs w:val="19"/>
+              </w:rPr>
+            </w:pPr>
+            <w:r>
+              <w:rPr>
+                <w:rStyle w:val="c1"/>
+                <w:rFonts w:eastAsia="Times New Roman" w:cs="Segoe UI"/>
+              </w:rPr>
               <w:t>JWT_SECRET</w:t>
             </w:r>
           </w:p>
@@ -10654,45 +11226,61 @@
             </w:pPr>
             <w:r>
               <w:rPr>
+                <w:rFonts w:ascii="Segoe UI" w:eastAsia="Times New Roman" w:hAnsi="Segoe UI" w:cs="Segoe UI"/>
+                <w:sz w:val="19"/>
+                <w:szCs w:val="19"/>
+              </w:rPr>
+              <w:t>unset</w:t>
+            </w:r>
+          </w:p>
+        </w:tc>
+        <w:tc>
+          <w:tcPr>
+            <w:tcW w:w="0" w:type="auto"/>
+            <w:tcBorders>
+              <w:top w:val="single" w:sz="6" w:space="0" w:color="9AA5B1"/>
+              <w:left w:val="single" w:sz="6" w:space="0" w:color="9AA5B1"/>
+              <w:bottom w:val="single" w:sz="6" w:space="0" w:color="9AA5B1"/>
+              <w:right w:val="single" w:sz="6" w:space="0" w:color="9AA5B1"/>
+            </w:tcBorders>
+            <w:tcMar>
+              <w:top w:w="80" w:type="dxa"/>
+              <w:left w:w="80" w:type="dxa"/>
+              <w:bottom w:w="80" w:type="dxa"/>
+              <w:right w:w="80" w:type="dxa"/>
+            </w:tcMar>
+            <w:hideMark/>
+          </w:tcPr>
+          <w:p>
+            <w:pPr>
+              <w:rPr>
+                <w:rFonts w:ascii="Segoe UI" w:eastAsia="Times New Roman" w:hAnsi="Segoe UI" w:cs="Segoe UI"/>
+                <w:sz w:val="19"/>
+                <w:szCs w:val="19"/>
+              </w:rPr>
+            </w:pPr>
+            <w:r>
+              <w:rPr>
+                <w:rFonts w:ascii="Segoe UI" w:eastAsia="Times New Roman" w:hAnsi="Segoe UI" w:cs="Segoe UI"/>
+                <w:sz w:val="19"/>
+                <w:szCs w:val="19"/>
+              </w:rPr>
+              <w:t xml:space="preserve">Left unset, the browser calls a relative </w:t>
+            </w:r>
+            <w:r>
+              <w:rPr>
                 <w:rStyle w:val="c1"/>
                 <w:rFonts w:eastAsia="Times New Roman" w:cs="Segoe UI"/>
               </w:rPr>
-              <w:t>http://127.0.0.1:4000/api</w:t>
-            </w:r>
-          </w:p>
-        </w:tc>
-        <w:tc>
-          <w:tcPr>
-            <w:tcW w:w="0" w:type="auto"/>
-            <w:tcBorders>
-              <w:top w:val="single" w:sz="6" w:space="0" w:color="9AA5B1"/>
-              <w:left w:val="single" w:sz="6" w:space="0" w:color="9AA5B1"/>
-              <w:bottom w:val="single" w:sz="6" w:space="0" w:color="9AA5B1"/>
-              <w:right w:val="single" w:sz="6" w:space="0" w:color="9AA5B1"/>
-            </w:tcBorders>
-            <w:tcMar>
-              <w:top w:w="80" w:type="dxa"/>
-              <w:left w:w="80" w:type="dxa"/>
-              <w:bottom w:w="80" w:type="dxa"/>
-              <w:right w:w="80" w:type="dxa"/>
-            </w:tcMar>
-            <w:hideMark/>
-          </w:tcPr>
-          <w:p>
-            <w:pPr>
-              <w:rPr>
-                <w:rFonts w:ascii="Segoe UI" w:eastAsia="Times New Roman" w:hAnsi="Segoe UI" w:cs="Segoe UI"/>
-                <w:sz w:val="19"/>
-                <w:szCs w:val="19"/>
-              </w:rPr>
-            </w:pPr>
-            <w:r>
-              <w:rPr>
-                <w:rFonts w:ascii="Segoe UI" w:eastAsia="Times New Roman" w:hAnsi="Segoe UI" w:cs="Segoe UI"/>
-                <w:sz w:val="19"/>
-                <w:szCs w:val="19"/>
-              </w:rPr>
-              <w:t>API base used by the browser</w:t>
+              <w:t>/api</w:t>
+            </w:r>
+            <w:r>
+              <w:rPr>
+                <w:rFonts w:ascii="Segoe UI" w:eastAsia="Times New Roman" w:hAnsi="Segoe UI" w:cs="Segoe UI"/>
+                <w:sz w:val="19"/>
+                <w:szCs w:val="19"/>
+              </w:rPr>
+              <w:t xml:space="preserve"> and the dev server proxies it. Setting it points the browser at another origin, which then needs its own certificate trust.</w:t>
             </w:r>
           </w:p>
         </w:tc>
@@ -11130,15 +11718,7 @@
                 <w:sz w:val="19"/>
                 <w:szCs w:val="19"/>
               </w:rPr>
-              <w:t>Upload limit for a recordin</w:t>
-            </w:r>
-            <w:r>
-              <w:rPr>
-                <w:rFonts w:ascii="Segoe UI" w:eastAsia="Times New Roman" w:hAnsi="Segoe UI" w:cs="Segoe UI"/>
-                <w:sz w:val="19"/>
-                <w:szCs w:val="19"/>
-              </w:rPr>
-              <w:t>g — far larger than any other upload here.</w:t>
+              <w:t>Upload limit for a recording — far larger than any other upload here.</w:t>
             </w:r>
           </w:p>
         </w:tc>
@@ -11416,99 +11996,198 @@
                 <w:rStyle w:val="c1"/>
                 <w:rFonts w:eastAsia="Times New Roman" w:cs="Segoe UI"/>
               </w:rPr>
-              <w:t>MEE</w:t>
+              <w:t>MEETING_ICE_SERVERS</w:t>
+            </w:r>
+          </w:p>
+        </w:tc>
+        <w:tc>
+          <w:tcPr>
+            <w:tcW w:w="0" w:type="auto"/>
+            <w:tcBorders>
+              <w:top w:val="single" w:sz="6" w:space="0" w:color="9AA5B1"/>
+              <w:left w:val="single" w:sz="6" w:space="0" w:color="9AA5B1"/>
+              <w:bottom w:val="single" w:sz="6" w:space="0" w:color="9AA5B1"/>
+              <w:right w:val="single" w:sz="6" w:space="0" w:color="9AA5B1"/>
+            </w:tcBorders>
+            <w:tcMar>
+              <w:top w:w="80" w:type="dxa"/>
+              <w:left w:w="80" w:type="dxa"/>
+              <w:bottom w:w="80" w:type="dxa"/>
+              <w:right w:w="80" w:type="dxa"/>
+            </w:tcMar>
+            <w:hideMark/>
+          </w:tcPr>
+          <w:p>
+            <w:pPr>
+              <w:rPr>
+                <w:rFonts w:ascii="Segoe UI" w:eastAsia="Times New Roman" w:hAnsi="Segoe UI" w:cs="Segoe UI"/>
+                <w:sz w:val="19"/>
+                <w:szCs w:val="19"/>
+              </w:rPr>
+            </w:pPr>
+            <w:r>
+              <w:rPr>
+                <w:rFonts w:ascii="Segoe UI" w:eastAsia="Times New Roman" w:hAnsi="Segoe UI" w:cs="Segoe UI"/>
+                <w:sz w:val="19"/>
+                <w:szCs w:val="19"/>
+              </w:rPr>
+              <w:t>—</w:t>
+            </w:r>
+          </w:p>
+        </w:tc>
+        <w:tc>
+          <w:tcPr>
+            <w:tcW w:w="0" w:type="auto"/>
+            <w:tcBorders>
+              <w:top w:val="single" w:sz="6" w:space="0" w:color="9AA5B1"/>
+              <w:left w:val="single" w:sz="6" w:space="0" w:color="9AA5B1"/>
+              <w:bottom w:val="single" w:sz="6" w:space="0" w:color="9AA5B1"/>
+              <w:right w:val="single" w:sz="6" w:space="0" w:color="9AA5B1"/>
+            </w:tcBorders>
+            <w:tcMar>
+              <w:top w:w="80" w:type="dxa"/>
+              <w:left w:w="80" w:type="dxa"/>
+              <w:bottom w:w="80" w:type="dxa"/>
+              <w:right w:w="80" w:type="dxa"/>
+            </w:tcMar>
+            <w:hideMark/>
+          </w:tcPr>
+          <w:p>
+            <w:pPr>
+              <w:rPr>
+                <w:rFonts w:ascii="Segoe UI" w:eastAsia="Times New Roman" w:hAnsi="Segoe UI" w:cs="Segoe UI"/>
+                <w:sz w:val="19"/>
+                <w:szCs w:val="19"/>
+              </w:rPr>
+            </w:pPr>
+            <w:r>
+              <w:rPr>
+                <w:rFonts w:ascii="Segoe UI" w:eastAsia="Times New Roman" w:hAnsi="Segoe UI" w:cs="Segoe UI"/>
+                <w:sz w:val="19"/>
+                <w:szCs w:val="19"/>
+              </w:rPr>
+              <w:t xml:space="preserve">Raw </w:t>
             </w:r>
             <w:r>
               <w:rPr>
                 <w:rStyle w:val="c1"/>
                 <w:rFonts w:eastAsia="Times New Roman" w:cs="Segoe UI"/>
               </w:rPr>
-              <w:t>TING_ICE_SERVERS</w:t>
-            </w:r>
-          </w:p>
-        </w:tc>
-        <w:tc>
-          <w:tcPr>
-            <w:tcW w:w="0" w:type="auto"/>
-            <w:tcBorders>
-              <w:top w:val="single" w:sz="6" w:space="0" w:color="9AA5B1"/>
-              <w:left w:val="single" w:sz="6" w:space="0" w:color="9AA5B1"/>
-              <w:bottom w:val="single" w:sz="6" w:space="0" w:color="9AA5B1"/>
-              <w:right w:val="single" w:sz="6" w:space="0" w:color="9AA5B1"/>
-            </w:tcBorders>
-            <w:tcMar>
-              <w:top w:w="80" w:type="dxa"/>
-              <w:left w:w="80" w:type="dxa"/>
-              <w:bottom w:w="80" w:type="dxa"/>
-              <w:right w:w="80" w:type="dxa"/>
-            </w:tcMar>
-            <w:hideMark/>
-          </w:tcPr>
-          <w:p>
-            <w:pPr>
-              <w:rPr>
-                <w:rFonts w:ascii="Segoe UI" w:eastAsia="Times New Roman" w:hAnsi="Segoe UI" w:cs="Segoe UI"/>
-                <w:sz w:val="19"/>
-                <w:szCs w:val="19"/>
-              </w:rPr>
-            </w:pPr>
-            <w:r>
-              <w:rPr>
-                <w:rFonts w:ascii="Segoe UI" w:eastAsia="Times New Roman" w:hAnsi="Segoe UI" w:cs="Segoe UI"/>
-                <w:sz w:val="19"/>
-                <w:szCs w:val="19"/>
-              </w:rPr>
-              <w:t>—</w:t>
-            </w:r>
-          </w:p>
-        </w:tc>
-        <w:tc>
-          <w:tcPr>
-            <w:tcW w:w="0" w:type="auto"/>
-            <w:tcBorders>
-              <w:top w:val="single" w:sz="6" w:space="0" w:color="9AA5B1"/>
-              <w:left w:val="single" w:sz="6" w:space="0" w:color="9AA5B1"/>
-              <w:bottom w:val="single" w:sz="6" w:space="0" w:color="9AA5B1"/>
-              <w:right w:val="single" w:sz="6" w:space="0" w:color="9AA5B1"/>
-            </w:tcBorders>
-            <w:tcMar>
-              <w:top w:w="80" w:type="dxa"/>
-              <w:left w:w="80" w:type="dxa"/>
-              <w:bottom w:w="80" w:type="dxa"/>
-              <w:right w:w="80" w:type="dxa"/>
-            </w:tcMar>
-            <w:hideMark/>
-          </w:tcPr>
-          <w:p>
-            <w:pPr>
-              <w:rPr>
-                <w:rFonts w:ascii="Segoe UI" w:eastAsia="Times New Roman" w:hAnsi="Segoe UI" w:cs="Segoe UI"/>
-                <w:sz w:val="19"/>
-                <w:szCs w:val="19"/>
-              </w:rPr>
-            </w:pPr>
-            <w:r>
-              <w:rPr>
-                <w:rFonts w:ascii="Segoe UI" w:eastAsia="Times New Roman" w:hAnsi="Segoe UI" w:cs="Segoe UI"/>
-                <w:sz w:val="19"/>
-                <w:szCs w:val="19"/>
-              </w:rPr>
-              <w:t xml:space="preserve">Raw </w:t>
-            </w:r>
+              <w:t>RTCIceServer[]</w:t>
+            </w:r>
+            <w:r>
+              <w:rPr>
+                <w:rFonts w:ascii="Segoe UI" w:eastAsia="Times New Roman" w:hAnsi="Segoe UI" w:cs="Segoe UI"/>
+                <w:sz w:val="19"/>
+                <w:szCs w:val="19"/>
+              </w:rPr>
+              <w:t xml:space="preserve"> JSON, replacing the three settings above.</w:t>
+            </w:r>
+          </w:p>
+        </w:tc>
+      </w:tr>
+      <w:tr>
+        <w:tc>
+          <w:tcPr>
+            <w:tcW w:w="0" w:type="auto"/>
+            <w:tcBorders>
+              <w:top w:val="single" w:sz="6" w:space="0" w:color="9AA5B1"/>
+              <w:left w:val="single" w:sz="6" w:space="0" w:color="9AA5B1"/>
+              <w:bottom w:val="single" w:sz="6" w:space="0" w:color="9AA5B1"/>
+              <w:right w:val="single" w:sz="6" w:space="0" w:color="9AA5B1"/>
+            </w:tcBorders>
+            <w:tcMar>
+              <w:top w:w="80" w:type="dxa"/>
+              <w:left w:w="80" w:type="dxa"/>
+              <w:bottom w:w="80" w:type="dxa"/>
+              <w:right w:w="80" w:type="dxa"/>
+            </w:tcMar>
+            <w:hideMark/>
+          </w:tcPr>
+          <w:p>
+            <w:pPr>
+              <w:rPr>
+                <w:rFonts w:ascii="Segoe UI" w:eastAsia="Times New Roman" w:hAnsi="Segoe UI" w:cs="Segoe UI"/>
+                <w:sz w:val="19"/>
+                <w:szCs w:val="19"/>
+              </w:rPr>
+            </w:pPr>
             <w:r>
               <w:rPr>
                 <w:rStyle w:val="c1"/>
                 <w:rFonts w:eastAsia="Times New Roman" w:cs="Segoe UI"/>
               </w:rPr>
-              <w:t>RTCIceServer[]</w:t>
-            </w:r>
-            <w:r>
-              <w:rPr>
-                <w:rFonts w:ascii="Segoe UI" w:eastAsia="Times New Roman" w:hAnsi="Segoe UI" w:cs="Segoe UI"/>
-                <w:sz w:val="19"/>
-                <w:szCs w:val="19"/>
-              </w:rPr>
-              <w:t xml:space="preserve"> JSON, replacing the three settings above.</w:t>
+              <w:t>FACE_MATCH_MAX</w:t>
+            </w:r>
+          </w:p>
+        </w:tc>
+        <w:tc>
+          <w:tcPr>
+            <w:tcW w:w="0" w:type="auto"/>
+            <w:tcBorders>
+              <w:top w:val="single" w:sz="6" w:space="0" w:color="9AA5B1"/>
+              <w:left w:val="single" w:sz="6" w:space="0" w:color="9AA5B1"/>
+              <w:bottom w:val="single" w:sz="6" w:space="0" w:color="9AA5B1"/>
+              <w:right w:val="single" w:sz="6" w:space="0" w:color="9AA5B1"/>
+            </w:tcBorders>
+            <w:tcMar>
+              <w:top w:w="80" w:type="dxa"/>
+              <w:left w:w="80" w:type="dxa"/>
+              <w:bottom w:w="80" w:type="dxa"/>
+              <w:right w:w="80" w:type="dxa"/>
+            </w:tcMar>
+            <w:hideMark/>
+          </w:tcPr>
+          <w:p>
+            <w:pPr>
+              <w:rPr>
+                <w:rFonts w:ascii="Segoe UI" w:eastAsia="Times New Roman" w:hAnsi="Segoe UI" w:cs="Segoe UI"/>
+                <w:sz w:val="19"/>
+                <w:szCs w:val="19"/>
+              </w:rPr>
+            </w:pPr>
+            <w:r>
+              <w:rPr>
+                <w:rFonts w:ascii="Segoe UI" w:eastAsia="Times New Roman" w:hAnsi="Segoe UI" w:cs="Segoe UI"/>
+                <w:sz w:val="19"/>
+                <w:szCs w:val="19"/>
+              </w:rPr>
+              <w:t>0.5</w:t>
+            </w:r>
+          </w:p>
+        </w:tc>
+        <w:tc>
+          <w:tcPr>
+            <w:tcW w:w="0" w:type="auto"/>
+            <w:tcBorders>
+              <w:top w:val="single" w:sz="6" w:space="0" w:color="9AA5B1"/>
+              <w:left w:val="single" w:sz="6" w:space="0" w:color="9AA5B1"/>
+              <w:bottom w:val="single" w:sz="6" w:space="0" w:color="9AA5B1"/>
+              <w:right w:val="single" w:sz="6" w:space="0" w:color="9AA5B1"/>
+            </w:tcBorders>
+            <w:tcMar>
+              <w:top w:w="80" w:type="dxa"/>
+              <w:left w:w="80" w:type="dxa"/>
+              <w:bottom w:w="80" w:type="dxa"/>
+              <w:right w:w="80" w:type="dxa"/>
+            </w:tcMar>
+            <w:hideMark/>
+          </w:tcPr>
+          <w:p>
+            <w:pPr>
+              <w:rPr>
+                <w:rFonts w:ascii="Segoe UI" w:eastAsia="Times New Roman" w:hAnsi="Segoe UI" w:cs="Segoe UI"/>
+                <w:sz w:val="19"/>
+                <w:szCs w:val="19"/>
+              </w:rPr>
+            </w:pPr>
+            <w:r>
+              <w:rPr>
+                <w:rFonts w:ascii="Segoe UI" w:eastAsia="Times New Roman" w:hAnsi="Segoe UI" w:cs="Segoe UI"/>
+                <w:sz w:val="19"/>
+                <w:szCs w:val="19"/>
+              </w:rPr>
+              <w:t>How close a face must be to sign in. Looser lets strangers in; tighter rejects the same person in different light.</w:t>
             </w:r>
           </w:p>
         </w:tc>
@@ -11544,112 +12223,6 @@
                 <w:rStyle w:val="c1"/>
                 <w:rFonts w:eastAsia="Times New Roman" w:cs="Segoe UI"/>
               </w:rPr>
-              <w:t>FACE_MATCH_MAX</w:t>
-            </w:r>
-          </w:p>
-        </w:tc>
-        <w:tc>
-          <w:tcPr>
-            <w:tcW w:w="0" w:type="auto"/>
-            <w:tcBorders>
-              <w:top w:val="single" w:sz="6" w:space="0" w:color="9AA5B1"/>
-              <w:left w:val="single" w:sz="6" w:space="0" w:color="9AA5B1"/>
-              <w:bottom w:val="single" w:sz="6" w:space="0" w:color="9AA5B1"/>
-              <w:right w:val="single" w:sz="6" w:space="0" w:color="9AA5B1"/>
-            </w:tcBorders>
-            <w:tcMar>
-              <w:top w:w="80" w:type="dxa"/>
-              <w:left w:w="80" w:type="dxa"/>
-              <w:bottom w:w="80" w:type="dxa"/>
-              <w:right w:w="80" w:type="dxa"/>
-            </w:tcMar>
-            <w:hideMark/>
-          </w:tcPr>
-          <w:p>
-            <w:pPr>
-              <w:rPr>
-                <w:rFonts w:ascii="Segoe UI" w:eastAsia="Times New Roman" w:hAnsi="Segoe UI" w:cs="Segoe UI"/>
-                <w:sz w:val="19"/>
-                <w:szCs w:val="19"/>
-              </w:rPr>
-            </w:pPr>
-            <w:r>
-              <w:rPr>
-                <w:rFonts w:ascii="Segoe UI" w:eastAsia="Times New Roman" w:hAnsi="Segoe UI" w:cs="Segoe UI"/>
-                <w:sz w:val="19"/>
-                <w:szCs w:val="19"/>
-              </w:rPr>
-              <w:t>0.5</w:t>
-            </w:r>
-          </w:p>
-        </w:tc>
-        <w:tc>
-          <w:tcPr>
-            <w:tcW w:w="0" w:type="auto"/>
-            <w:tcBorders>
-              <w:top w:val="single" w:sz="6" w:space="0" w:color="9AA5B1"/>
-              <w:left w:val="single" w:sz="6" w:space="0" w:color="9AA5B1"/>
-              <w:bottom w:val="single" w:sz="6" w:space="0" w:color="9AA5B1"/>
-              <w:right w:val="single" w:sz="6" w:space="0" w:color="9AA5B1"/>
-            </w:tcBorders>
-            <w:tcMar>
-              <w:top w:w="80" w:type="dxa"/>
-              <w:left w:w="80" w:type="dxa"/>
-              <w:bottom w:w="80" w:type="dxa"/>
-              <w:right w:w="80" w:type="dxa"/>
-            </w:tcMar>
-            <w:hideMark/>
-          </w:tcPr>
-          <w:p>
-            <w:pPr>
-              <w:rPr>
-                <w:rFonts w:ascii="Segoe UI" w:eastAsia="Times New Roman" w:hAnsi="Segoe UI" w:cs="Segoe UI"/>
-                <w:sz w:val="19"/>
-                <w:szCs w:val="19"/>
-              </w:rPr>
-            </w:pPr>
-            <w:r>
-              <w:rPr>
-                <w:rFonts w:ascii="Segoe UI" w:eastAsia="Times New Roman" w:hAnsi="Segoe UI" w:cs="Segoe UI"/>
-                <w:sz w:val="19"/>
-                <w:szCs w:val="19"/>
-              </w:rPr>
-              <w:t>How close a face must be to sign in. Looser lets strangers in; tighter rejects the same person in different light.</w:t>
-            </w:r>
-          </w:p>
-        </w:tc>
-      </w:tr>
-      <w:tr>
-        <w:tc>
-          <w:tcPr>
-            <w:tcW w:w="0" w:type="auto"/>
-            <w:tcBorders>
-              <w:top w:val="single" w:sz="6" w:space="0" w:color="9AA5B1"/>
-              <w:left w:val="single" w:sz="6" w:space="0" w:color="9AA5B1"/>
-              <w:bottom w:val="single" w:sz="6" w:space="0" w:color="9AA5B1"/>
-              <w:right w:val="single" w:sz="6" w:space="0" w:color="9AA5B1"/>
-            </w:tcBorders>
-            <w:tcMar>
-              <w:top w:w="80" w:type="dxa"/>
-              <w:left w:w="80" w:type="dxa"/>
-              <w:bottom w:w="80" w:type="dxa"/>
-              <w:right w:w="80" w:type="dxa"/>
-            </w:tcMar>
-            <w:hideMark/>
-          </w:tcPr>
-          <w:p>
-            <w:pPr>
-              <w:rPr>
-                <w:rFonts w:ascii="Segoe UI" w:eastAsia="Times New Roman" w:hAnsi="Segoe UI" w:cs="Segoe UI"/>
-                <w:sz w:val="19"/>
-                <w:szCs w:val="19"/>
-              </w:rPr>
-            </w:pPr>
-            <w:r>
-              <w:rPr>
-                <w:rStyle w:val="c1"/>
-                <w:rFonts w:eastAsia="Times New Roman" w:cs="Segoe UI"/>
-              </w:rPr>
               <w:t>FACE_MATCH_MARGIN</w:t>
             </w:r>
           </w:p>
@@ -11720,7 +12293,15 @@
                 <w:sz w:val="19"/>
                 <w:szCs w:val="19"/>
               </w:rPr>
-              <w:t>How much closer the best match must be than the second best, before the system will claim to know which person it is.</w:t>
+              <w:t>How much closer the best match must be than the second best, before the system will claim to know</w:t>
+            </w:r>
+            <w:r>
+              <w:rPr>
+                <w:rFonts w:ascii="Segoe UI" w:eastAsia="Times New Roman" w:hAnsi="Segoe UI" w:cs="Segoe UI"/>
+                <w:sz w:val="19"/>
+                <w:szCs w:val="19"/>
+              </w:rPr>
+              <w:t xml:space="preserve"> which person it is.</w:t>
             </w:r>
           </w:p>
         </w:tc>
@@ -11786,29 +12367,22 @@
           <w:sz w:val="22"/>
           <w:szCs w:val="22"/>
         </w:rPr>
-        <w:t xml:space="preserve"> </w:t>
-      </w:r>
-      <w:r>
-        <w:rPr>
-          <w:rFonts w:ascii="Segoe UI" w:hAnsi="Segoe UI" w:cs="Segoe UI"/>
-          <w:sz w:val="22"/>
-          <w:szCs w:val="22"/>
-        </w:rPr>
-        <w:t xml:space="preserve">account and the default categories, applies any outstanding permission backfills, starts the retention sweep and attaches the meeting signalling socket. CORS allows loopback origins on any port, which suits the Vite dev server, plus whatever </w:t>
-      </w:r>
-      <w:r>
-        <w:rPr>
-          <w:rStyle w:val="c1"/>
-          <w:rFonts w:cs="Segoe UI"/>
-        </w:rPr>
-        <w:t>ALLOWED_ORIGIN</w:t>
-      </w:r>
-      <w:r>
-        <w:rPr>
-          <w:rStyle w:val="c1"/>
-          <w:rFonts w:cs="Segoe UI"/>
-        </w:rPr>
-        <w:t>S</w:t>
+        <w:t xml:space="preserve"> account and the default categories, applies any outstanding permission backfills, starts the retention sweep and attaches the meeting signalling socket. CORS allows loopba</w:t>
+      </w:r>
+      <w:r>
+        <w:rPr>
+          <w:rFonts w:ascii="Segoe UI" w:hAnsi="Segoe UI" w:cs="Segoe UI"/>
+          <w:sz w:val="22"/>
+          <w:szCs w:val="22"/>
+        </w:rPr>
+        <w:t xml:space="preserve">ck origins on any port, which suits the Vite dev server, plus whatever </w:t>
+      </w:r>
+      <w:r>
+        <w:rPr>
+          <w:rStyle w:val="c1"/>
+          <w:rFonts w:cs="Segoe UI"/>
+        </w:rPr>
+        <w:t>ALLOWED_ORIGINS</w:t>
       </w:r>
       <w:r>
         <w:rPr>
@@ -11880,6 +12454,217 @@
           <w:szCs w:val="22"/>
         </w:rPr>
         <w:t>; without the flag it answers the upgrade itself and no meeting connects.</w:t>
+      </w:r>
+    </w:p>
+    <w:p>
+      <w:pPr>
+        <w:pStyle w:val="Heading3"/>
+        <w:rPr>
+          <w:rFonts w:ascii="Segoe UI" w:eastAsia="Times New Roman" w:hAnsi="Segoe UI" w:cs="Segoe UI"/>
+        </w:rPr>
+      </w:pPr>
+      <w:r>
+        <w:rPr>
+          <w:rFonts w:ascii="Segoe UI" w:eastAsia="Times New Roman" w:hAnsi="Segoe UI" w:cs="Segoe UI"/>
+        </w:rPr>
+        <w:t xml:space="preserve">Serving </w:t>
+      </w:r>
+      <w:r>
+        <w:rPr>
+          <w:rFonts w:ascii="Segoe UI" w:eastAsia="Times New Roman" w:hAnsi="Segoe UI" w:cs="Segoe UI"/>
+        </w:rPr>
+        <w:t>over TLS</w:t>
+      </w:r>
+    </w:p>
+    <w:p>
+      <w:pPr>
+        <w:pStyle w:val="NormalWeb"/>
+        <w:rPr>
+          <w:rFonts w:ascii="Segoe UI" w:hAnsi="Segoe UI" w:cs="Segoe UI"/>
+          <w:sz w:val="22"/>
+          <w:szCs w:val="22"/>
+        </w:rPr>
+      </w:pPr>
+      <w:r>
+        <w:rPr>
+          <w:rFonts w:ascii="Segoe UI" w:hAnsi="Segoe UI" w:cs="Segoe UI"/>
+          <w:sz w:val="22"/>
+          <w:szCs w:val="22"/>
+        </w:rPr>
+        <w:t xml:space="preserve">Both halves read the same certificate, and finding the files is what switches TLS on: the API serves https, and the dev server serves https and proxies </w:t>
+      </w:r>
+      <w:r>
+        <w:rPr>
+          <w:rStyle w:val="c1"/>
+          <w:rFonts w:cs="Segoe UI"/>
+        </w:rPr>
+        <w:t>/api</w:t>
+      </w:r>
+      <w:r>
+        <w:rPr>
+          <w:rFonts w:ascii="Segoe UI" w:hAnsi="Segoe UI" w:cs="Segoe UI"/>
+          <w:sz w:val="22"/>
+          <w:szCs w:val="22"/>
+        </w:rPr>
+        <w:t xml:space="preserve"> and </w:t>
+      </w:r>
+      <w:r>
+        <w:rPr>
+          <w:rStyle w:val="c1"/>
+          <w:rFonts w:cs="Segoe UI"/>
+        </w:rPr>
+        <w:t>/rtc</w:t>
+      </w:r>
+      <w:r>
+        <w:rPr>
+          <w:rFonts w:ascii="Segoe UI" w:hAnsi="Segoe UI" w:cs="Segoe UI"/>
+          <w:sz w:val="22"/>
+          <w:szCs w:val="22"/>
+        </w:rPr>
+        <w:t xml:space="preserve"> </w:t>
+      </w:r>
+      <w:r>
+        <w:rPr>
+          <w:rFonts w:ascii="Segoe UI" w:hAnsi="Segoe UI" w:cs="Segoe UI"/>
+          <w:sz w:val="22"/>
+          <w:szCs w:val="22"/>
+        </w:rPr>
+        <w:t>through to it. The proxy talks to the API with certificate verification disabled, because a self-signed certificate is one Node refuses — that is the machine trusting its own backend, and the browser's connection, to the dev server, is still verified norma</w:t>
+      </w:r>
+      <w:r>
+        <w:rPr>
+          <w:rFonts w:ascii="Segoe UI" w:hAnsi="Segoe UI" w:cs="Segoe UI"/>
+          <w:sz w:val="22"/>
+          <w:szCs w:val="22"/>
+        </w:rPr>
+        <w:t>lly.</w:t>
+      </w:r>
+    </w:p>
+    <w:p>
+      <w:pPr>
+        <w:pStyle w:val="NormalWeb"/>
+        <w:rPr>
+          <w:rFonts w:ascii="Segoe UI" w:hAnsi="Segoe UI" w:cs="Segoe UI"/>
+          <w:sz w:val="22"/>
+          <w:szCs w:val="22"/>
+        </w:rPr>
+      </w:pPr>
+      <w:r>
+        <w:rPr>
+          <w:rFonts w:ascii="Segoe UI" w:hAnsi="Segoe UI" w:cs="Segoe UI"/>
+          <w:sz w:val="22"/>
+          <w:szCs w:val="22"/>
+        </w:rPr>
+        <w:t xml:space="preserve">Keeping the browser on a single origin is deliberate. A browser shows an interstitial for an untrusted page and lets the person accept it, but shows nothing at all for a WebSocket — an untrusted </w:t>
+      </w:r>
+      <w:r>
+        <w:rPr>
+          <w:rStyle w:val="c1"/>
+          <w:rFonts w:cs="Segoe UI"/>
+        </w:rPr>
+        <w:t>wss://</w:t>
+      </w:r>
+      <w:r>
+        <w:rPr>
+          <w:rFonts w:ascii="Segoe UI" w:hAnsi="Segoe UI" w:cs="Segoe UI"/>
+          <w:sz w:val="22"/>
+          <w:szCs w:val="22"/>
+        </w:rPr>
+        <w:t xml:space="preserve"> simply fails. Proxying the socket through the pag</w:t>
+      </w:r>
+      <w:r>
+        <w:rPr>
+          <w:rFonts w:ascii="Segoe UI" w:hAnsi="Segoe UI" w:cs="Segoe UI"/>
+          <w:sz w:val="22"/>
+          <w:szCs w:val="22"/>
+        </w:rPr>
+        <w:t xml:space="preserve">e's own origin means the one exception made for the page also covers the meeting. Pointing </w:t>
+      </w:r>
+      <w:r>
+        <w:rPr>
+          <w:rStyle w:val="c1"/>
+          <w:rFonts w:cs="Segoe UI"/>
+        </w:rPr>
+        <w:t>VITE_API_URL</w:t>
+      </w:r>
+      <w:r>
+        <w:rPr>
+          <w:rFonts w:ascii="Segoe UI" w:hAnsi="Segoe UI" w:cs="Segoe UI"/>
+          <w:sz w:val="22"/>
+          <w:szCs w:val="22"/>
+        </w:rPr>
+        <w:t xml:space="preserve"> at the API directly splits them again, and that origin must then be trusted in its own right.</w:t>
+      </w:r>
+    </w:p>
+    <w:p>
+      <w:pPr>
+        <w:pStyle w:val="NormalWeb"/>
+        <w:rPr>
+          <w:rFonts w:ascii="Segoe UI" w:hAnsi="Segoe UI" w:cs="Segoe UI"/>
+          <w:sz w:val="22"/>
+          <w:szCs w:val="22"/>
+        </w:rPr>
+      </w:pPr>
+      <w:r>
+        <w:rPr>
+          <w:rFonts w:ascii="Segoe UI" w:hAnsi="Segoe UI" w:cs="Segoe UI"/>
+          <w:sz w:val="22"/>
+          <w:szCs w:val="22"/>
+        </w:rPr>
+        <w:t xml:space="preserve">A certificate whose host appears only in </w:t>
+      </w:r>
+      <w:r>
+        <w:rPr>
+          <w:rStyle w:val="c1"/>
+          <w:rFonts w:cs="Segoe UI"/>
+        </w:rPr>
+        <w:t>CN</w:t>
+      </w:r>
+      <w:r>
+        <w:rPr>
+          <w:rFonts w:ascii="Segoe UI" w:hAnsi="Segoe UI" w:cs="Segoe UI"/>
+          <w:sz w:val="22"/>
+          <w:szCs w:val="22"/>
+        </w:rPr>
+        <w:t xml:space="preserve"> is rejected by</w:t>
+      </w:r>
+      <w:r>
+        <w:rPr>
+          <w:rFonts w:ascii="Segoe UI" w:hAnsi="Segoe UI" w:cs="Segoe UI"/>
+          <w:sz w:val="22"/>
+          <w:szCs w:val="22"/>
+        </w:rPr>
+        <w:t xml:space="preserve"> every current browser; hostname matching has used </w:t>
+      </w:r>
+      <w:r>
+        <w:rPr>
+          <w:rStyle w:val="c1"/>
+          <w:rFonts w:cs="Segoe UI"/>
+        </w:rPr>
+        <w:t>subjectAltName</w:t>
+      </w:r>
+      <w:r>
+        <w:rPr>
+          <w:rFonts w:ascii="Segoe UI" w:hAnsi="Segoe UI" w:cs="Segoe UI"/>
+          <w:sz w:val="22"/>
+          <w:szCs w:val="22"/>
+        </w:rPr>
+        <w:t xml:space="preserve"> alone since 2017. Each address is its own entry and its own exception, so a certificate meant for </w:t>
+      </w:r>
+      <w:r>
+        <w:rPr>
+          <w:rStyle w:val="c1"/>
+          <w:rFonts w:cs="Segoe UI"/>
+        </w:rPr>
+        <w:t>localhost</w:t>
+      </w:r>
+      <w:r>
+        <w:rPr>
+          <w:rFonts w:ascii="Segoe UI" w:hAnsi="Segoe UI" w:cs="Segoe UI"/>
+          <w:sz w:val="22"/>
+          <w:szCs w:val="22"/>
+        </w:rPr>
+        <w:t xml:space="preserve"> and a LAN address has to name both.</w:t>
       </w:r>
     </w:p>
     <w:p>
@@ -11915,7 +12700,7 @@
           <w:sz w:val="22"/>
           <w:szCs w:val="22"/>
         </w:rPr>
-        <w:t>Uploads are served from a static path with no authorisation check; a cha</w:t>
+        <w:t>Uploads are served from a</w:t>
       </w:r>
       <w:r>
         <w:rPr>
@@ -11923,7 +12708,7 @@
           <w:sz w:val="22"/>
           <w:szCs w:val="22"/>
         </w:rPr>
-        <w:t xml:space="preserve">t </w:t>
+        <w:t xml:space="preserve"> static path with no authorisation check; a chat </w:t>
       </w:r>
       <w:r>
         <w:rPr>
@@ -11954,7 +12739,7 @@
           <w:sz w:val="22"/>
           <w:szCs w:val="22"/>
         </w:rPr>
-        <w:t xml:space="preserve">Chat delivery is polled, so a message can take up to four </w:t>
+        <w:t>Chat delive</w:t>
       </w:r>
       <w:r>
         <w:rPr>
@@ -11962,7 +12747,7 @@
           <w:sz w:val="22"/>
           <w:szCs w:val="22"/>
         </w:rPr>
-        <w:t xml:space="preserve">seconds to appear. </w:t>
+        <w:t xml:space="preserve">ry is polled, so a message can take up to four seconds to appear. </w:t>
       </w:r>
     </w:p>
     <w:p>
@@ -12042,7 +12827,7 @@
           <w:szCs w:val="22"/>
         </w:rPr>
         <w:br/>
-        <w:t>credential rather than a second check on one. It c</w:t>
+        <w:t>cre</w:t>
       </w:r>
       <w:r>
         <w:rPr>
@@ -12050,7 +12835,7 @@
           <w:sz w:val="22"/>
           <w:szCs w:val="22"/>
         </w:rPr>
-        <w:t xml:space="preserve">an be reproduced from a photograph and there is no liveness test, so an installation that needs a real guarantee of identity should not rely on it. The tightened threshold and the runner-up margin reduce false matches between enrolled people; neither does </w:t>
+        <w:t>dential rather than a second check on one. It can be reproduced from a photograph and there is no liveness test, so an installation that needs a real guarantee of identity should not rely on it. The tightened threshold and the runner-up margin reduce false</w:t>
       </w:r>
       <w:r>
         <w:rPr>
@@ -12058,7 +12843,7 @@
           <w:sz w:val="22"/>
           <w:szCs w:val="22"/>
         </w:rPr>
-        <w:t xml:space="preserve">anything about a printed photo. </w:t>
+        <w:t xml:space="preserve"> matches between enrolled people; neither does anything about a printed photo. </w:t>
       </w:r>
     </w:p>
     <w:p>
@@ -12111,7 +12896,7 @@
           <w:sz w:val="22"/>
           <w:szCs w:val="22"/>
         </w:rPr>
-        <w:t>Deleting an account is not transactional (standalone</w:t>
+        <w:t>Delet</w:t>
       </w:r>
       <w:r>
         <w:rPr>
@@ -12119,7 +12904,7 @@
           <w:sz w:val="22"/>
           <w:szCs w:val="22"/>
         </w:rPr>
-        <w:t xml:space="preserve"> </w:t>
+        <w:t xml:space="preserve">ing an account is not transactional (standalone </w:t>
       </w:r>
       <w:r>
         <w:rPr>
@@ -12174,7 +12959,6 @@
           <w:szCs w:val="22"/>
         </w:rPr>
         <w:br/>
-        <w:t>Going further would mean an SFU — a media server that receives each camera once an</w:t>
       </w:r>
       <w:r>
         <w:rPr>
@@ -12182,7 +12966,7 @@
           <w:sz w:val="22"/>
           <w:szCs w:val="22"/>
         </w:rPr>
-        <w:t xml:space="preserve">d forwards it — which is a separate piece of infrastructure, not a change to this code. </w:t>
+        <w:t xml:space="preserve">Going further would mean an SFU — a media server that receives each camera once and forwards it — which is a separate piece of infrastructure, not a change to this code. </w:t>
       </w:r>
     </w:p>
     <w:p>
@@ -12213,7 +12997,15 @@
           <w:szCs w:val="22"/>
         </w:rPr>
         <w:br/>
-        <w:t xml:space="preserve">run as a cluster without moving that state to Redis or similar. </w:t>
+        <w:t>run as a c</w:t>
+      </w:r>
+      <w:r>
+        <w:rPr>
+          <w:rFonts w:ascii="Segoe UI" w:eastAsia="Times New Roman" w:hAnsi="Segoe UI" w:cs="Segoe UI"/>
+          <w:sz w:val="22"/>
+          <w:szCs w:val="22"/>
+        </w:rPr>
+        <w:t xml:space="preserve">luster without moving that state to Redis or similar. </w:t>
       </w:r>
     </w:p>
     <w:p>
@@ -12235,15 +13027,7 @@
           <w:sz w:val="22"/>
           <w:szCs w:val="22"/>
         </w:rPr>
-        <w:t>Without a TURN server, part</w:t>
-      </w:r>
-      <w:r>
-        <w:rPr>
-          <w:rFonts w:ascii="Segoe UI" w:eastAsia="Times New Roman" w:hAnsi="Segoe UI" w:cs="Segoe UI"/>
-          <w:sz w:val="22"/>
-          <w:szCs w:val="22"/>
-        </w:rPr>
-        <w:t xml:space="preserve">icipants behind a symmetric NAT will fail to </w:t>
+        <w:t xml:space="preserve">Without a TURN server, participants behind a symmetric NAT will fail to </w:t>
       </w:r>
       <w:r>
         <w:rPr>
@@ -12274,7 +13058,7 @@
           <w:sz w:val="22"/>
           <w:szCs w:val="22"/>
         </w:rPr>
-        <w:t xml:space="preserve">Camera, microphone and screen capture need a secure context. On a plain </w:t>
+        <w:t>Camera, microphone and screen capture need a secure context. On a</w:t>
       </w:r>
       <w:r>
         <w:rPr>
@@ -12282,6 +13066,14 @@
           <w:sz w:val="22"/>
           <w:szCs w:val="22"/>
         </w:rPr>
+        <w:t xml:space="preserve"> plain </w:t>
+      </w:r>
+      <w:r>
+        <w:rPr>
+          <w:rFonts w:ascii="Segoe UI" w:eastAsia="Times New Roman" w:hAnsi="Segoe UI" w:cs="Segoe UI"/>
+          <w:sz w:val="22"/>
+          <w:szCs w:val="22"/>
+        </w:rPr>
         <w:br/>
       </w:r>
       <w:r>
@@ -12297,15 +13089,7 @@
           <w:sz w:val="22"/>
           <w:szCs w:val="22"/>
         </w:rPr>
-        <w:t xml:space="preserve"> LAN address the browser does not expose the API at all, and the Me</w:t>
-      </w:r>
-      <w:r>
-        <w:rPr>
-          <w:rFonts w:ascii="Segoe UI" w:eastAsia="Times New Roman" w:hAnsi="Segoe UI" w:cs="Segoe UI"/>
-          <w:sz w:val="22"/>
-          <w:szCs w:val="22"/>
-        </w:rPr>
-        <w:t xml:space="preserve">etings page says so up front rather than at the moment of joining. </w:t>
+        <w:t xml:space="preserve"> LAN address the browser does not expose the API at all, and the Meetings page says so up front rather than at the moment of joining. </w:t>
       </w:r>
     </w:p>
     <w:p>
@@ -12336,7 +13120,7 @@
           <w:szCs w:val="22"/>
         </w:rPr>
         <w:br/>
-        <w:t>closed, and a minimised tab is throttled by the browser and records fewer frames. It captures what that particip</w:t>
+        <w:t>closed, and a minimised tab is</w:t>
       </w:r>
       <w:r>
         <w:rPr>
@@ -12344,7 +13128,7 @@
           <w:sz w:val="22"/>
           <w:szCs w:val="22"/>
         </w:rPr>
-        <w:t xml:space="preserve">ant received, not a server-side master. </w:t>
+        <w:t xml:space="preserve"> throttled by the browser and records fewer frames. It captures what that participant received, not a server-side master. </w:t>
       </w:r>
     </w:p>
     <w:sectPr>
@@ -12360,9 +13144,9 @@
 <file path=word/numbering.xml><?xml version="1.0" encoding="utf-8"?>
 <w:numbering xmlns:wpc="http://schemas.microsoft.com/office/word/2010/wordprocessingCanvas" xmlns:cx="http://schemas.microsoft.com/office/drawing/2014/chartex" xmlns:mc="http://schemas.openxmlformats.org/markup-compatibility/2006" xmlns:o="urn:schemas-microsoft-com:office:office" xmlns:r="http://schemas.openxmlformats.org/officeDocument/2006/relationships" xmlns:m="http://schemas.openxmlformats.org/officeDocument/2006/math" xmlns:v="urn:schemas-microsoft-com:vml" xmlns:wp14="http://schemas.microsoft.com/office/word/2010/wordprocessingDrawing" xmlns:wp="http://schemas.openxmlformats.org/drawingml/2006/wordprocessingDrawing" xmlns:w10="urn:schemas-microsoft-com:office:word" xmlns:w="http://schemas.openxmlformats.org/wordprocessingml/2006/main" xmlns:w14="http://schemas.microsoft.com/office/word/2010/wordml" xmlns:w15="http://schemas.microsoft.com/office/word/2012/wordml" xmlns:w16se="http://schemas.microsoft.com/office/word/2015/wordml/symex" xmlns:wpg="http://schemas.microsoft.com/office/word/2010/wordprocessingGroup" xmlns:wpi="http://schemas.microsoft.com/office/word/2010/wordprocessingInk" xmlns:wne="http://schemas.microsoft.com/office/word/2006/wordml" xmlns:wps="http://schemas.microsoft.com/office/word/2010/wordprocessingShape" mc:Ignorable="w14 w15 w16se wp14">
   <w:abstractNum w:abstractNumId="0" w15:restartNumberingAfterBreak="0">
-    <w:nsid w:val="02911D5C"/>
+    <w:nsid w:val="3C6D58B2"/>
     <w:multiLevelType w:val="multilevel"/>
-    <w:tmpl w:val="36326C14"/>
+    <w:tmpl w:val="CE2E5612"/>
     <w:lvl w:ilvl="0">
       <w:start w:val="1"/>
       <w:numFmt w:val="bullet"/>
@@ -12509,9 +13293,122 @@
     </w:lvl>
   </w:abstractNum>
   <w:abstractNum w:abstractNumId="1" w15:restartNumberingAfterBreak="0">
-    <w:nsid w:val="1F6F2B54"/>
+    <w:nsid w:val="5D9A2EB0"/>
     <w:multiLevelType w:val="multilevel"/>
-    <w:tmpl w:val="D40A13BC"/>
+    <w:tmpl w:val="893A07CE"/>
+    <w:lvl w:ilvl="0">
+      <w:start w:val="1"/>
+      <w:numFmt w:val="decimal"/>
+      <w:lvlText w:val="%1."/>
+      <w:lvlJc w:val="left"/>
+      <w:pPr>
+        <w:tabs>
+          <w:tab w:val="num" w:pos="720"/>
+        </w:tabs>
+        <w:ind w:left="720" w:hanging="360"/>
+      </w:pPr>
+    </w:lvl>
+    <w:lvl w:ilvl="1" w:tentative="1">
+      <w:start w:val="1"/>
+      <w:numFmt w:val="decimal"/>
+      <w:lvlText w:val="%2."/>
+      <w:lvlJc w:val="left"/>
+      <w:pPr>
+        <w:tabs>
+          <w:tab w:val="num" w:pos="1440"/>
+        </w:tabs>
+        <w:ind w:left="1440" w:hanging="360"/>
+      </w:pPr>
+    </w:lvl>
+    <w:lvl w:ilvl="2" w:tentative="1">
+      <w:start w:val="1"/>
+      <w:numFmt w:val="decimal"/>
+      <w:lvlText w:val="%3."/>
+      <w:lvlJc w:val="left"/>
+      <w:pPr>
+        <w:tabs>
+          <w:tab w:val="num" w:pos="2160"/>
+        </w:tabs>
+        <w:ind w:left="2160" w:hanging="360"/>
+      </w:pPr>
+    </w:lvl>
+    <w:lvl w:ilvl="3" w:tentative="1">
+      <w:start w:val="1"/>
+      <w:numFmt w:val="decimal"/>
+      <w:lvlText w:val="%4."/>
+      <w:lvlJc w:val="left"/>
+      <w:pPr>
+        <w:tabs>
+          <w:tab w:val="num" w:pos="2880"/>
+        </w:tabs>
+        <w:ind w:left="2880" w:hanging="360"/>
+      </w:pPr>
+    </w:lvl>
+    <w:lvl w:ilvl="4" w:tentative="1">
+      <w:start w:val="1"/>
+      <w:numFmt w:val="decimal"/>
+      <w:lvlText w:val="%5."/>
+      <w:lvlJc w:val="left"/>
+      <w:pPr>
+        <w:tabs>
+          <w:tab w:val="num" w:pos="3600"/>
+        </w:tabs>
+        <w:ind w:left="3600" w:hanging="360"/>
+      </w:pPr>
+    </w:lvl>
+    <w:lvl w:ilvl="5" w:tentative="1">
+      <w:start w:val="1"/>
+      <w:numFmt w:val="decimal"/>
+      <w:lvlText w:val="%6."/>
+      <w:lvlJc w:val="left"/>
+      <w:pPr>
+        <w:tabs>
+          <w:tab w:val="num" w:pos="4320"/>
+        </w:tabs>
+        <w:ind w:left="4320" w:hanging="360"/>
+      </w:pPr>
+    </w:lvl>
+    <w:lvl w:ilvl="6" w:tentative="1">
+      <w:start w:val="1"/>
+      <w:numFmt w:val="decimal"/>
+      <w:lvlText w:val="%7."/>
+      <w:lvlJc w:val="left"/>
+      <w:pPr>
+        <w:tabs>
+          <w:tab w:val="num" w:pos="5040"/>
+        </w:tabs>
+        <w:ind w:left="5040" w:hanging="360"/>
+      </w:pPr>
+    </w:lvl>
+    <w:lvl w:ilvl="7" w:tentative="1">
+      <w:start w:val="1"/>
+      <w:numFmt w:val="decimal"/>
+      <w:lvlText w:val="%8."/>
+      <w:lvlJc w:val="left"/>
+      <w:pPr>
+        <w:tabs>
+          <w:tab w:val="num" w:pos="5760"/>
+        </w:tabs>
+        <w:ind w:left="5760" w:hanging="360"/>
+      </w:pPr>
+    </w:lvl>
+    <w:lvl w:ilvl="8" w:tentative="1">
+      <w:start w:val="1"/>
+      <w:numFmt w:val="decimal"/>
+      <w:lvlText w:val="%9."/>
+      <w:lvlJc w:val="left"/>
+      <w:pPr>
+        <w:tabs>
+          <w:tab w:val="num" w:pos="6480"/>
+        </w:tabs>
+        <w:ind w:left="6480" w:hanging="360"/>
+      </w:pPr>
+    </w:lvl>
+  </w:abstractNum>
+  <w:abstractNum w:abstractNumId="2" w15:restartNumberingAfterBreak="0">
+    <w:nsid w:val="5F5931A2"/>
+    <w:multiLevelType w:val="multilevel"/>
+    <w:tmpl w:val="8CE0CF62"/>
     <w:lvl w:ilvl="0">
       <w:start w:val="1"/>
       <w:numFmt w:val="bullet"/>
@@ -12657,10 +13554,10 @@
       </w:rPr>
     </w:lvl>
   </w:abstractNum>
-  <w:abstractNum w:abstractNumId="2" w15:restartNumberingAfterBreak="0">
-    <w:nsid w:val="333079A6"/>
+  <w:abstractNum w:abstractNumId="3" w15:restartNumberingAfterBreak="0">
+    <w:nsid w:val="6D117CCC"/>
     <w:multiLevelType w:val="multilevel"/>
-    <w:tmpl w:val="44C6B1EC"/>
+    <w:tmpl w:val="E7148FD8"/>
     <w:lvl w:ilvl="0">
       <w:start w:val="1"/>
       <w:numFmt w:val="bullet"/>
@@ -12806,130 +13703,17 @@
       </w:rPr>
     </w:lvl>
   </w:abstractNum>
-  <w:abstractNum w:abstractNumId="3" w15:restartNumberingAfterBreak="0">
-    <w:nsid w:val="554F7DE8"/>
-    <w:multiLevelType w:val="multilevel"/>
-    <w:tmpl w:val="27B4A0FA"/>
-    <w:lvl w:ilvl="0">
-      <w:start w:val="1"/>
-      <w:numFmt w:val="decimal"/>
-      <w:lvlText w:val="%1."/>
-      <w:lvlJc w:val="left"/>
-      <w:pPr>
-        <w:tabs>
-          <w:tab w:val="num" w:pos="720"/>
-        </w:tabs>
-        <w:ind w:left="720" w:hanging="360"/>
-      </w:pPr>
-    </w:lvl>
-    <w:lvl w:ilvl="1" w:tentative="1">
-      <w:start w:val="1"/>
-      <w:numFmt w:val="decimal"/>
-      <w:lvlText w:val="%2."/>
-      <w:lvlJc w:val="left"/>
-      <w:pPr>
-        <w:tabs>
-          <w:tab w:val="num" w:pos="1440"/>
-        </w:tabs>
-        <w:ind w:left="1440" w:hanging="360"/>
-      </w:pPr>
-    </w:lvl>
-    <w:lvl w:ilvl="2" w:tentative="1">
-      <w:start w:val="1"/>
-      <w:numFmt w:val="decimal"/>
-      <w:lvlText w:val="%3."/>
-      <w:lvlJc w:val="left"/>
-      <w:pPr>
-        <w:tabs>
-          <w:tab w:val="num" w:pos="2160"/>
-        </w:tabs>
-        <w:ind w:left="2160" w:hanging="360"/>
-      </w:pPr>
-    </w:lvl>
-    <w:lvl w:ilvl="3" w:tentative="1">
-      <w:start w:val="1"/>
-      <w:numFmt w:val="decimal"/>
-      <w:lvlText w:val="%4."/>
-      <w:lvlJc w:val="left"/>
-      <w:pPr>
-        <w:tabs>
-          <w:tab w:val="num" w:pos="2880"/>
-        </w:tabs>
-        <w:ind w:left="2880" w:hanging="360"/>
-      </w:pPr>
-    </w:lvl>
-    <w:lvl w:ilvl="4" w:tentative="1">
-      <w:start w:val="1"/>
-      <w:numFmt w:val="decimal"/>
-      <w:lvlText w:val="%5."/>
-      <w:lvlJc w:val="left"/>
-      <w:pPr>
-        <w:tabs>
-          <w:tab w:val="num" w:pos="3600"/>
-        </w:tabs>
-        <w:ind w:left="3600" w:hanging="360"/>
-      </w:pPr>
-    </w:lvl>
-    <w:lvl w:ilvl="5" w:tentative="1">
-      <w:start w:val="1"/>
-      <w:numFmt w:val="decimal"/>
-      <w:lvlText w:val="%6."/>
-      <w:lvlJc w:val="left"/>
-      <w:pPr>
-        <w:tabs>
-          <w:tab w:val="num" w:pos="4320"/>
-        </w:tabs>
-        <w:ind w:left="4320" w:hanging="360"/>
-      </w:pPr>
-    </w:lvl>
-    <w:lvl w:ilvl="6" w:tentative="1">
-      <w:start w:val="1"/>
-      <w:numFmt w:val="decimal"/>
-      <w:lvlText w:val="%7."/>
-      <w:lvlJc w:val="left"/>
-      <w:pPr>
-        <w:tabs>
-          <w:tab w:val="num" w:pos="5040"/>
-        </w:tabs>
-        <w:ind w:left="5040" w:hanging="360"/>
-      </w:pPr>
-    </w:lvl>
-    <w:lvl w:ilvl="7" w:tentative="1">
-      <w:start w:val="1"/>
-      <w:numFmt w:val="decimal"/>
-      <w:lvlText w:val="%8."/>
-      <w:lvlJc w:val="left"/>
-      <w:pPr>
-        <w:tabs>
-          <w:tab w:val="num" w:pos="5760"/>
-        </w:tabs>
-        <w:ind w:left="5760" w:hanging="360"/>
-      </w:pPr>
-    </w:lvl>
-    <w:lvl w:ilvl="8" w:tentative="1">
-      <w:start w:val="1"/>
-      <w:numFmt w:val="decimal"/>
-      <w:lvlText w:val="%9."/>
-      <w:lvlJc w:val="left"/>
-      <w:pPr>
-        <w:tabs>
-          <w:tab w:val="num" w:pos="6480"/>
-        </w:tabs>
-        <w:ind w:left="6480" w:hanging="360"/>
-      </w:pPr>
-    </w:lvl>
-  </w:abstractNum>
   <w:num w:numId="1">
-    <w:abstractNumId w:val="3"/>
+    <w:abstractNumId w:val="1"/>
   </w:num>
   <w:num w:numId="2">
-    <w:abstractNumId w:val="1"/>
+    <w:abstractNumId w:val="2"/>
   </w:num>
   <w:num w:numId="3">
-    <w:abstractNumId w:val="2"/>
+    <w:abstractNumId w:val="0"/>
   </w:num>
   <w:num w:numId="4">
-    <w:abstractNumId w:val="0"/>
+    <w:abstractNumId w:val="3"/>
   </w:num>
 </w:numbering>
 </file>

--- a/docs/system-design.docx
+++ b/docs/system-design.docx
@@ -1845,7 +1845,53 @@
           <w:sz w:val="22"/>
           <w:szCs w:val="22"/>
         </w:rPr>
-        <w:t>a URL for display only.</w:t>
+        <w:t xml:space="preserve">a URL for display only. Enrolment is optional: a face is stored only when one is offered, and </w:t>
+      </w:r>
+      <w:r>
+        <w:rPr>
+          <w:rStyle w:val="c1"/>
+          <w:rFonts w:cs="Segoe UI"/>
+        </w:rPr>
+        <w:t>getFaceCandidates</w:t>
+      </w:r>
+      <w:r>
+        <w:rPr>
+          <w:rFonts w:ascii="Segoe UI" w:hAnsi="Segoe UI" w:cs="Segoe UI"/>
+          <w:sz w:val="22"/>
+          <w:szCs w:val="22"/>
+        </w:rPr>
+        <w:t xml:space="preserve"> selects on </w:t>
+      </w:r>
+      <w:r>
+        <w:rPr>
+          <w:rStyle w:val="c1"/>
+          <w:rFonts w:cs="Segoe UI"/>
+        </w:rPr>
+        <w:t xml:space="preserve">faceDescriptor: { </w:t>
+      </w:r>
+      <w:r>
+        <w:rPr>
+          <w:rStyle w:val="c1"/>
+          <w:rFonts w:cs="Segoe UI"/>
+        </w:rPr>
+        <w:lastRenderedPageBreak/>
+        <w:t>$ne: null }</w:t>
+      </w:r>
+      <w:r>
+        <w:rPr>
+          <w:rFonts w:ascii="Segoe UI" w:hAnsi="Segoe UI" w:cs="Segoe UI"/>
+          <w:sz w:val="22"/>
+          <w:szCs w:val="22"/>
+        </w:rPr>
+        <w:t>, so accounts without one are simply not among those a face sign-in can match. Offered and unreadable is</w:t>
+      </w:r>
+      <w:r>
+        <w:rPr>
+          <w:rFonts w:ascii="Segoe UI" w:hAnsi="Segoe UI" w:cs="Segoe UI"/>
+          <w:sz w:val="22"/>
+          <w:szCs w:val="22"/>
+        </w:rPr>
+        <w:t xml:space="preserve"> a different case from not offered, and is refused — storing a photo with no descriptor would enrol a face nothing could match, and a descriptor with no photo would leave the Users page showing an enrolled account with nothing to look at.</w:t>
       </w:r>
     </w:p>
     <w:p>
@@ -1863,8 +1909,15 @@
           <w:sz w:val="22"/>
           <w:szCs w:val="22"/>
         </w:rPr>
-        <w:lastRenderedPageBreak/>
-        <w:t xml:space="preserve">What changed is what the descriptor now buys. Previously it was a </w:t>
+        <w:t>What changed is w</w:t>
+      </w:r>
+      <w:r>
+        <w:rPr>
+          <w:rFonts w:ascii="Segoe UI" w:hAnsi="Segoe UI" w:cs="Segoe UI"/>
+          <w:sz w:val="22"/>
+          <w:szCs w:val="22"/>
+        </w:rPr>
+        <w:t xml:space="preserve">hat the descriptor now buys. Previously it was a </w:t>
       </w:r>
       <w:r>
         <w:rPr>
@@ -1900,23 +1953,23 @@
           <w:sz w:val="22"/>
           <w:szCs w:val="22"/>
         </w:rPr>
-        <w:t xml:space="preserve"> factor on its own, and no username is supplied w</w:t>
-      </w:r>
-      <w:r>
-        <w:rPr>
-          <w:rFonts w:ascii="Segoe UI" w:hAnsi="Segoe UI" w:cs="Segoe UI"/>
-          <w:sz w:val="22"/>
-          <w:szCs w:val="22"/>
-        </w:rPr>
-        <w:t>ith it — so this identifies rather than verifies, searching every approved account for the closest match. That is a different and harder problem: the risk that grows with the number of accounts is not "is this close enough" but "is this closer to the right</w:t>
-      </w:r>
-      <w:r>
-        <w:rPr>
-          <w:rFonts w:ascii="Segoe UI" w:hAnsi="Segoe UI" w:cs="Segoe UI"/>
-          <w:sz w:val="22"/>
-          <w:szCs w:val="22"/>
-        </w:rPr>
-        <w:t xml:space="preserve"> person than to someone else". Two rules answer it. The distance must be under </w:t>
+        <w:t xml:space="preserve"> factor on its own, and no username is supplied with it — so this identifies rather than v</w:t>
+      </w:r>
+      <w:r>
+        <w:rPr>
+          <w:rFonts w:ascii="Segoe UI" w:hAnsi="Segoe UI" w:cs="Segoe UI"/>
+          <w:sz w:val="22"/>
+          <w:szCs w:val="22"/>
+        </w:rPr>
+        <w:t xml:space="preserve">erifies, searching every approved account for the closest match. That is a different and harder problem: the risk that grows with the number of accounts is not "is this close enough" but "is this closer to the right person than to someone else". Two rules </w:t>
+      </w:r>
+      <w:r>
+        <w:rPr>
+          <w:rFonts w:ascii="Segoe UI" w:hAnsi="Segoe UI" w:cs="Segoe UI"/>
+          <w:sz w:val="22"/>
+          <w:szCs w:val="22"/>
+        </w:rPr>
+        <w:t xml:space="preserve">answer it. The distance must be under </w:t>
       </w:r>
       <w:r>
         <w:rPr>
@@ -1946,15 +1999,15 @@
           <w:sz w:val="22"/>
           <w:szCs w:val="22"/>
         </w:rPr>
-        <w:t xml:space="preserve"> (0.05); if two accounts are near-equ</w:t>
-      </w:r>
-      <w:r>
-        <w:rPr>
-          <w:rFonts w:ascii="Segoe UI" w:hAnsi="Segoe UI" w:cs="Segoe UI"/>
-          <w:sz w:val="22"/>
-          <w:szCs w:val="22"/>
-        </w:rPr>
-        <w:t>ally close, the honest answer is that the system does not know which, and it refuses rather than taking the smaller number. Every refusal returns the same message, so the form cannot be used to enumerate who is enrolled.</w:t>
+        <w:t xml:space="preserve"> (0.05); if two accounts are near-equally close, the honest answer is that the</w:t>
+      </w:r>
+      <w:r>
+        <w:rPr>
+          <w:rFonts w:ascii="Segoe UI" w:hAnsi="Segoe UI" w:cs="Segoe UI"/>
+          <w:sz w:val="22"/>
+          <w:szCs w:val="22"/>
+        </w:rPr>
+        <w:t xml:space="preserve"> system does not know which, and it refuses rather than taking the smaller number. Every refusal returns the same message, so the form cannot be used to enumerate who is enrolled.</w:t>
       </w:r>
     </w:p>
     <w:p>
@@ -1972,15 +2025,15 @@
           <w:sz w:val="22"/>
           <w:szCs w:val="22"/>
         </w:rPr>
-        <w:t>The security trade is real and is r</w:t>
-      </w:r>
-      <w:r>
-        <w:rPr>
-          <w:rFonts w:ascii="Segoe UI" w:hAnsi="Segoe UI" w:cs="Segoe UI"/>
-          <w:sz w:val="22"/>
-          <w:szCs w:val="22"/>
-        </w:rPr>
-        <w:t>ecorded in the constraints: a descriptor can be produced from a photograph and nothing here checks liveness, so this establishes what somebody looks like, not what they know.</w:t>
+        <w:t xml:space="preserve">The security trade is real and is recorded in the constraints: a descriptor </w:t>
+      </w:r>
+      <w:r>
+        <w:rPr>
+          <w:rFonts w:ascii="Segoe UI" w:hAnsi="Segoe UI" w:cs="Segoe UI"/>
+          <w:sz w:val="22"/>
+          <w:szCs w:val="22"/>
+        </w:rPr>
+        <w:t>can be produced from a photograph and nothing here checks liveness, so this establishes what somebody looks like, not what they know.</w:t>
       </w:r>
     </w:p>
     <w:p>
@@ -2027,15 +2080,7 @@
           <w:sz w:val="22"/>
           <w:szCs w:val="22"/>
         </w:rPr>
-        <w:t xml:space="preserve"> as the public identifier; Mong</w:t>
-      </w:r>
-      <w:r>
-        <w:rPr>
-          <w:rFonts w:ascii="Segoe UI" w:hAnsi="Segoe UI" w:cs="Segoe UI"/>
-          <w:sz w:val="22"/>
-          <w:szCs w:val="22"/>
-        </w:rPr>
-        <w:t xml:space="preserve">o's </w:t>
+        <w:t xml:space="preserve"> as the public identifier; Mongo's </w:t>
       </w:r>
       <w:r>
         <w:rPr>
@@ -2112,7 +2157,17 @@
                 <w:sz w:val="19"/>
                 <w:szCs w:val="19"/>
               </w:rPr>
-              <w:t>Collection</w:t>
+              <w:t>Collecti</w:t>
+            </w:r>
+            <w:r>
+              <w:rPr>
+                <w:rFonts w:ascii="Segoe UI" w:eastAsia="Times New Roman" w:hAnsi="Segoe UI" w:cs="Segoe UI"/>
+                <w:b/>
+                <w:bCs/>
+                <w:sz w:val="19"/>
+                <w:szCs w:val="19"/>
+              </w:rPr>
+              <w:t>on</w:t>
             </w:r>
           </w:p>
         </w:tc>
@@ -13144,9 +13199,122 @@
 <file path=word/numbering.xml><?xml version="1.0" encoding="utf-8"?>
 <w:numbering xmlns:wpc="http://schemas.microsoft.com/office/word/2010/wordprocessingCanvas" xmlns:cx="http://schemas.microsoft.com/office/drawing/2014/chartex" xmlns:mc="http://schemas.openxmlformats.org/markup-compatibility/2006" xmlns:o="urn:schemas-microsoft-com:office:office" xmlns:r="http://schemas.openxmlformats.org/officeDocument/2006/relationships" xmlns:m="http://schemas.openxmlformats.org/officeDocument/2006/math" xmlns:v="urn:schemas-microsoft-com:vml" xmlns:wp14="http://schemas.microsoft.com/office/word/2010/wordprocessingDrawing" xmlns:wp="http://schemas.openxmlformats.org/drawingml/2006/wordprocessingDrawing" xmlns:w10="urn:schemas-microsoft-com:office:word" xmlns:w="http://schemas.openxmlformats.org/wordprocessingml/2006/main" xmlns:w14="http://schemas.microsoft.com/office/word/2010/wordml" xmlns:w15="http://schemas.microsoft.com/office/word/2012/wordml" xmlns:w16se="http://schemas.microsoft.com/office/word/2015/wordml/symex" xmlns:wpg="http://schemas.microsoft.com/office/word/2010/wordprocessingGroup" xmlns:wpi="http://schemas.microsoft.com/office/word/2010/wordprocessingInk" xmlns:wne="http://schemas.microsoft.com/office/word/2006/wordml" xmlns:wps="http://schemas.microsoft.com/office/word/2010/wordprocessingShape" mc:Ignorable="w14 w15 w16se wp14">
   <w:abstractNum w:abstractNumId="0" w15:restartNumberingAfterBreak="0">
-    <w:nsid w:val="3C6D58B2"/>
+    <w:nsid w:val="01DB6874"/>
     <w:multiLevelType w:val="multilevel"/>
-    <w:tmpl w:val="CE2E5612"/>
+    <w:tmpl w:val="E22AFF66"/>
+    <w:lvl w:ilvl="0">
+      <w:start w:val="1"/>
+      <w:numFmt w:val="decimal"/>
+      <w:lvlText w:val="%1."/>
+      <w:lvlJc w:val="left"/>
+      <w:pPr>
+        <w:tabs>
+          <w:tab w:val="num" w:pos="720"/>
+        </w:tabs>
+        <w:ind w:left="720" w:hanging="360"/>
+      </w:pPr>
+    </w:lvl>
+    <w:lvl w:ilvl="1" w:tentative="1">
+      <w:start w:val="1"/>
+      <w:numFmt w:val="decimal"/>
+      <w:lvlText w:val="%2."/>
+      <w:lvlJc w:val="left"/>
+      <w:pPr>
+        <w:tabs>
+          <w:tab w:val="num" w:pos="1440"/>
+        </w:tabs>
+        <w:ind w:left="1440" w:hanging="360"/>
+      </w:pPr>
+    </w:lvl>
+    <w:lvl w:ilvl="2" w:tentative="1">
+      <w:start w:val="1"/>
+      <w:numFmt w:val="decimal"/>
+      <w:lvlText w:val="%3."/>
+      <w:lvlJc w:val="left"/>
+      <w:pPr>
+        <w:tabs>
+          <w:tab w:val="num" w:pos="2160"/>
+        </w:tabs>
+        <w:ind w:left="2160" w:hanging="360"/>
+      </w:pPr>
+    </w:lvl>
+    <w:lvl w:ilvl="3" w:tentative="1">
+      <w:start w:val="1"/>
+      <w:numFmt w:val="decimal"/>
+      <w:lvlText w:val="%4."/>
+      <w:lvlJc w:val="left"/>
+      <w:pPr>
+        <w:tabs>
+          <w:tab w:val="num" w:pos="2880"/>
+        </w:tabs>
+        <w:ind w:left="2880" w:hanging="360"/>
+      </w:pPr>
+    </w:lvl>
+    <w:lvl w:ilvl="4" w:tentative="1">
+      <w:start w:val="1"/>
+      <w:numFmt w:val="decimal"/>
+      <w:lvlText w:val="%5."/>
+      <w:lvlJc w:val="left"/>
+      <w:pPr>
+        <w:tabs>
+          <w:tab w:val="num" w:pos="3600"/>
+        </w:tabs>
+        <w:ind w:left="3600" w:hanging="360"/>
+      </w:pPr>
+    </w:lvl>
+    <w:lvl w:ilvl="5" w:tentative="1">
+      <w:start w:val="1"/>
+      <w:numFmt w:val="decimal"/>
+      <w:lvlText w:val="%6."/>
+      <w:lvlJc w:val="left"/>
+      <w:pPr>
+        <w:tabs>
+          <w:tab w:val="num" w:pos="4320"/>
+        </w:tabs>
+        <w:ind w:left="4320" w:hanging="360"/>
+      </w:pPr>
+    </w:lvl>
+    <w:lvl w:ilvl="6" w:tentative="1">
+      <w:start w:val="1"/>
+      <w:numFmt w:val="decimal"/>
+      <w:lvlText w:val="%7."/>
+      <w:lvlJc w:val="left"/>
+      <w:pPr>
+        <w:tabs>
+          <w:tab w:val="num" w:pos="5040"/>
+        </w:tabs>
+        <w:ind w:left="5040" w:hanging="360"/>
+      </w:pPr>
+    </w:lvl>
+    <w:lvl w:ilvl="7" w:tentative="1">
+      <w:start w:val="1"/>
+      <w:numFmt w:val="decimal"/>
+      <w:lvlText w:val="%8."/>
+      <w:lvlJc w:val="left"/>
+      <w:pPr>
+        <w:tabs>
+          <w:tab w:val="num" w:pos="5760"/>
+        </w:tabs>
+        <w:ind w:left="5760" w:hanging="360"/>
+      </w:pPr>
+    </w:lvl>
+    <w:lvl w:ilvl="8" w:tentative="1">
+      <w:start w:val="1"/>
+      <w:numFmt w:val="decimal"/>
+      <w:lvlText w:val="%9."/>
+      <w:lvlJc w:val="left"/>
+      <w:pPr>
+        <w:tabs>
+          <w:tab w:val="num" w:pos="6480"/>
+        </w:tabs>
+        <w:ind w:left="6480" w:hanging="360"/>
+      </w:pPr>
+    </w:lvl>
+  </w:abstractNum>
+  <w:abstractNum w:abstractNumId="1" w15:restartNumberingAfterBreak="0">
+    <w:nsid w:val="04C40B56"/>
+    <w:multiLevelType w:val="multilevel"/>
+    <w:tmpl w:val="2432F97C"/>
     <w:lvl w:ilvl="0">
       <w:start w:val="1"/>
       <w:numFmt w:val="bullet"/>
@@ -13292,123 +13460,10 @@
       </w:rPr>
     </w:lvl>
   </w:abstractNum>
-  <w:abstractNum w:abstractNumId="1" w15:restartNumberingAfterBreak="0">
-    <w:nsid w:val="5D9A2EB0"/>
+  <w:abstractNum w:abstractNumId="2" w15:restartNumberingAfterBreak="0">
+    <w:nsid w:val="47804635"/>
     <w:multiLevelType w:val="multilevel"/>
-    <w:tmpl w:val="893A07CE"/>
-    <w:lvl w:ilvl="0">
-      <w:start w:val="1"/>
-      <w:numFmt w:val="decimal"/>
-      <w:lvlText w:val="%1."/>
-      <w:lvlJc w:val="left"/>
-      <w:pPr>
-        <w:tabs>
-          <w:tab w:val="num" w:pos="720"/>
-        </w:tabs>
-        <w:ind w:left="720" w:hanging="360"/>
-      </w:pPr>
-    </w:lvl>
-    <w:lvl w:ilvl="1" w:tentative="1">
-      <w:start w:val="1"/>
-      <w:numFmt w:val="decimal"/>
-      <w:lvlText w:val="%2."/>
-      <w:lvlJc w:val="left"/>
-      <w:pPr>
-        <w:tabs>
-          <w:tab w:val="num" w:pos="1440"/>
-        </w:tabs>
-        <w:ind w:left="1440" w:hanging="360"/>
-      </w:pPr>
-    </w:lvl>
-    <w:lvl w:ilvl="2" w:tentative="1">
-      <w:start w:val="1"/>
-      <w:numFmt w:val="decimal"/>
-      <w:lvlText w:val="%3."/>
-      <w:lvlJc w:val="left"/>
-      <w:pPr>
-        <w:tabs>
-          <w:tab w:val="num" w:pos="2160"/>
-        </w:tabs>
-        <w:ind w:left="2160" w:hanging="360"/>
-      </w:pPr>
-    </w:lvl>
-    <w:lvl w:ilvl="3" w:tentative="1">
-      <w:start w:val="1"/>
-      <w:numFmt w:val="decimal"/>
-      <w:lvlText w:val="%4."/>
-      <w:lvlJc w:val="left"/>
-      <w:pPr>
-        <w:tabs>
-          <w:tab w:val="num" w:pos="2880"/>
-        </w:tabs>
-        <w:ind w:left="2880" w:hanging="360"/>
-      </w:pPr>
-    </w:lvl>
-    <w:lvl w:ilvl="4" w:tentative="1">
-      <w:start w:val="1"/>
-      <w:numFmt w:val="decimal"/>
-      <w:lvlText w:val="%5."/>
-      <w:lvlJc w:val="left"/>
-      <w:pPr>
-        <w:tabs>
-          <w:tab w:val="num" w:pos="3600"/>
-        </w:tabs>
-        <w:ind w:left="3600" w:hanging="360"/>
-      </w:pPr>
-    </w:lvl>
-    <w:lvl w:ilvl="5" w:tentative="1">
-      <w:start w:val="1"/>
-      <w:numFmt w:val="decimal"/>
-      <w:lvlText w:val="%6."/>
-      <w:lvlJc w:val="left"/>
-      <w:pPr>
-        <w:tabs>
-          <w:tab w:val="num" w:pos="4320"/>
-        </w:tabs>
-        <w:ind w:left="4320" w:hanging="360"/>
-      </w:pPr>
-    </w:lvl>
-    <w:lvl w:ilvl="6" w:tentative="1">
-      <w:start w:val="1"/>
-      <w:numFmt w:val="decimal"/>
-      <w:lvlText w:val="%7."/>
-      <w:lvlJc w:val="left"/>
-      <w:pPr>
-        <w:tabs>
-          <w:tab w:val="num" w:pos="5040"/>
-        </w:tabs>
-        <w:ind w:left="5040" w:hanging="360"/>
-      </w:pPr>
-    </w:lvl>
-    <w:lvl w:ilvl="7" w:tentative="1">
-      <w:start w:val="1"/>
-      <w:numFmt w:val="decimal"/>
-      <w:lvlText w:val="%8."/>
-      <w:lvlJc w:val="left"/>
-      <w:pPr>
-        <w:tabs>
-          <w:tab w:val="num" w:pos="5760"/>
-        </w:tabs>
-        <w:ind w:left="5760" w:hanging="360"/>
-      </w:pPr>
-    </w:lvl>
-    <w:lvl w:ilvl="8" w:tentative="1">
-      <w:start w:val="1"/>
-      <w:numFmt w:val="decimal"/>
-      <w:lvlText w:val="%9."/>
-      <w:lvlJc w:val="left"/>
-      <w:pPr>
-        <w:tabs>
-          <w:tab w:val="num" w:pos="6480"/>
-        </w:tabs>
-        <w:ind w:left="6480" w:hanging="360"/>
-      </w:pPr>
-    </w:lvl>
-  </w:abstractNum>
-  <w:abstractNum w:abstractNumId="2" w15:restartNumberingAfterBreak="0">
-    <w:nsid w:val="5F5931A2"/>
-    <w:multiLevelType w:val="multilevel"/>
-    <w:tmpl w:val="8CE0CF62"/>
+    <w:tmpl w:val="32ECFFB2"/>
     <w:lvl w:ilvl="0">
       <w:start w:val="1"/>
       <w:numFmt w:val="bullet"/>
@@ -13555,9 +13610,9 @@
     </w:lvl>
   </w:abstractNum>
   <w:abstractNum w:abstractNumId="3" w15:restartNumberingAfterBreak="0">
-    <w:nsid w:val="6D117CCC"/>
+    <w:nsid w:val="7AE73E5B"/>
     <w:multiLevelType w:val="multilevel"/>
-    <w:tmpl w:val="E7148FD8"/>
+    <w:tmpl w:val="DE8EA64C"/>
     <w:lvl w:ilvl="0">
       <w:start w:val="1"/>
       <w:numFmt w:val="bullet"/>
@@ -13704,13 +13759,13 @@
     </w:lvl>
   </w:abstractNum>
   <w:num w:numId="1">
-    <w:abstractNumId w:val="1"/>
+    <w:abstractNumId w:val="0"/>
   </w:num>
   <w:num w:numId="2">
     <w:abstractNumId w:val="2"/>
   </w:num>
   <w:num w:numId="3">
-    <w:abstractNumId w:val="0"/>
+    <w:abstractNumId w:val="1"/>
   </w:num>
   <w:num w:numId="4">
     <w:abstractNumId w:val="3"/>
